--- a/asset/desa/KET DOMISILI - ktp - terbaru - Copy (2) - Copy - Copy - Copy - Copy.docx
+++ b/asset/desa/KET DOMISILI - ktp - terbaru - Copy (2) - Copy - Copy - Copy - Copy.docx
@@ -21,7 +21,7 @@
           <w:sz w:val="28"/>
           <w:szCs w:val="20"/>
         </w:rPr>
-        <w:pict>
+        <w:pict w14:anchorId="686EB1E1">
           <v:shapetype id="_x0000_t75" coordsize="21600,21600" o:spt="75" o:preferrelative="t" path="m@4@5l@4@11@9@11@9@5xe" filled="f" stroked="f">
             <v:stroke joinstyle="miter"/>
             <v:formulas>
@@ -41,11 +41,20 @@
             <v:path o:extrusionok="f" gradientshapeok="t" o:connecttype="rect"/>
             <o:lock v:ext="edit" aspectratio="t"/>
           </v:shapetype>
-          <v:shape id="Picture 2" o:spid="_x0000_s1029" type="#_x0000_t75" alt="Description: http://media1.picsearch.com/is?G5bJSVrWbLEcHRKz3ZBLzAdDLDi2WFJBBa-oZecA0cU&amp;height=157" style="position:absolute;left:0;text-align:left;margin-left:213.3pt;margin-top:-4.35pt;width:73.85pt;height:73.8pt;z-index:251655680;visibility:visible">
+          <v:shape id="Picture 2" o:spid="_x0000_s1029" type="#_x0000_t75" alt="Description: http://media1.picsearch.com/is?G5bJSVrWbLEcHRKz3ZBLzAdDLDi2WFJBBa-oZecA0cU&amp;height=157" style="position:absolute;left:0;text-align:left;margin-left:217.4pt;margin-top:.9pt;width:73.85pt;height:73.8pt;z-index:1;visibility:visible">
             <v:imagedata r:id="rId5" o:title="is?G5bJSVrWbLEcHRKz3ZBLzAdDLDi2WFJBBa-oZecA0cU&amp;height=157"/>
           </v:shape>
         </w:pict>
       </w:r>
+      <w:r>
+        <w:rPr>
+          <w:rFonts w:ascii="Arial" w:hAnsi="Arial" w:cs="Arial"/>
+          <w:b/>
+          <w:sz w:val="28"/>
+          <w:szCs w:val="28"/>
+        </w:rPr>
+        <w:t>l</w:t>
+      </w:r>
     </w:p>
     <w:p>
       <w:pPr>
@@ -175,7 +184,6 @@
     <w:p>
       <w:pPr>
         <w:keepNext/>
-        <w:ind w:left="3600"/>
         <w:outlineLvl w:val="6"/>
         <w:rPr>
           <w:rFonts w:ascii="Arial" w:hAnsi="Arial" w:cs="Arial"/>
@@ -183,6 +191,7 @@
           <w:color w:val="000000"/>
           <w:sz w:val="28"/>
           <w:szCs w:val="20"/>
+          <w:u w:val="single"/>
         </w:rPr>
       </w:pPr>
     </w:p>
@@ -212,21 +221,6 @@
           <w:color w:val="000000"/>
           <w:sz w:val="28"/>
           <w:szCs w:val="20"/>
-          <w:u w:val="single"/>
-        </w:rPr>
-      </w:pPr>
-    </w:p>
-    <w:p>
-      <w:pPr>
-        <w:keepNext/>
-        <w:ind w:left="3600"/>
-        <w:outlineLvl w:val="6"/>
-        <w:rPr>
-          <w:rFonts w:ascii="Arial" w:hAnsi="Arial" w:cs="Arial"/>
-          <w:b/>
-          <w:color w:val="000000"/>
-          <w:sz w:val="28"/>
-          <w:szCs w:val="20"/>
         </w:rPr>
       </w:pPr>
       <w:r>
@@ -255,75 +249,49 @@
     <w:p>
       <w:pPr>
         <w:keepNext/>
-        <w:ind w:left="2970" w:firstLine="630"/>
         <w:outlineLvl w:val="7"/>
         <w:rPr>
           <w:rFonts w:ascii="Arial" w:hAnsi="Arial" w:cs="Arial"/>
           <w:b/>
           <w:color w:val="000000"/>
-        </w:rPr>
-      </w:pPr>
-      <w:proofErr w:type="spellStart"/>
-      <w:r>
-        <w:rPr>
-          <w:rFonts w:ascii="Arial" w:hAnsi="Arial" w:cs="Arial"/>
-          <w:b/>
-          <w:color w:val="000000"/>
-        </w:rPr>
-        <w:t>Nomor</w:t>
-      </w:r>
-      <w:proofErr w:type="spellEnd"/>
-      <w:r>
-        <w:rPr>
-          <w:rFonts w:ascii="Arial" w:hAnsi="Arial" w:cs="Arial"/>
-          <w:b/>
-          <w:color w:val="000000"/>
-        </w:rPr>
-        <w:t xml:space="preserve">: 474.1 /     / </w:t>
-      </w:r>
-      <w:r>
-        <w:rPr>
-          <w:rFonts w:ascii="Arial" w:hAnsi="Arial" w:cs="Arial"/>
-          <w:b/>
-          <w:color w:val="000000"/>
-        </w:rPr>
-        <w:t>V</w:t>
-      </w:r>
-      <w:r>
-        <w:rPr>
-          <w:rFonts w:ascii="Arial" w:hAnsi="Arial" w:cs="Arial"/>
-          <w:b/>
-          <w:color w:val="000000"/>
-        </w:rPr>
-        <w:t>/ 201</w:t>
-      </w:r>
-      <w:r>
-        <w:rPr>
-          <w:rFonts w:ascii="Arial" w:hAnsi="Arial" w:cs="Arial"/>
-          <w:b/>
-          <w:color w:val="000000"/>
-        </w:rPr>
-        <w:t>8</w:t>
+          <w:sz w:val="22"/>
+          <w:szCs w:val="22"/>
+        </w:rPr>
+      </w:pPr>
+      <w:r>
+        <w:rPr>
+          <w:rFonts w:ascii="Arial" w:hAnsi="Arial" w:cs="Arial"/>
+          <w:b/>
+          <w:color w:val="000000"/>
+          <w:sz w:val="22"/>
+          <w:szCs w:val="22"/>
+        </w:rPr>
+        <w:t xml:space="preserve">                                                      </w:t>
+      </w:r>
+      <w:r>
+        <w:rPr>
+          <w:rFonts w:ascii="Arial" w:hAnsi="Arial" w:cs="Arial"/>
+          <w:b/>
+          <w:color w:val="000000"/>
+          <w:sz w:val="22"/>
+          <w:szCs w:val="22"/>
+        </w:rPr>
+        <w:t xml:space="preserve">Nomor: </w:t>
+      </w:r>
+      <w:r>
+        <w:rPr>
+          <w:rFonts w:ascii="Arial" w:hAnsi="Arial" w:cs="Arial"/>
+          <w:b/>
+          <w:color w:val="000000"/>
+          <w:sz w:val="22"/>
+          <w:szCs w:val="22"/>
+        </w:rPr>
+        <w:t>Nomor: ${NOMOR_SURAT}</w:t>
       </w:r>
     </w:p>
     <w:p>
       <w:pPr>
         <w:keepNext/>
-        <w:ind w:left="630"/>
-        <w:jc w:val="center"/>
-        <w:outlineLvl w:val="7"/>
-        <w:rPr>
-          <w:rFonts w:ascii="Arial" w:hAnsi="Arial" w:cs="Arial"/>
-          <w:b/>
-          <w:color w:val="000000"/>
-        </w:rPr>
-      </w:pPr>
-    </w:p>
-    <w:p>
-      <w:pPr>
-        <w:keepNext/>
-        <w:ind w:left="630"/>
-        <w:jc w:val="center"/>
         <w:outlineLvl w:val="7"/>
         <w:rPr>
           <w:rFonts w:ascii="Arial" w:hAnsi="Arial" w:cs="Arial"/>
@@ -412,15 +380,15 @@
           <w:b/>
           <w:lang w:val="sv-SE"/>
         </w:rPr>
-        <w:t>: N</w:t>
-      </w:r>
-      <w:r>
-        <w:rPr>
-          <w:rFonts w:ascii="Arial" w:hAnsi="Arial" w:cs="Arial"/>
-          <w:b/>
-          <w:lang w:val="sv-SE"/>
-        </w:rPr>
-        <w:t>ANANG SUARNA</w:t>
+        <w:t xml:space="preserve">: </w:t>
+      </w:r>
+      <w:r>
+        <w:rPr>
+          <w:rFonts w:ascii="Arial" w:hAnsi="Arial" w:cs="Arial"/>
+          <w:b/>
+          <w:lang w:val="sv-SE"/>
+        </w:rPr>
+        <w:t>${KEPALA_DESA}</w:t>
       </w:r>
     </w:p>
     <w:p>
@@ -517,16 +485,21 @@
         <w:jc w:val="both"/>
         <w:rPr>
           <w:rFonts w:ascii="Arial" w:hAnsi="Arial" w:cs="Arial"/>
-          <w:b/>
-          <w:lang w:val="fi-FI"/>
-        </w:rPr>
-      </w:pPr>
-      <w:r>
-        <w:rPr>
-          <w:rFonts w:ascii="Arial" w:hAnsi="Arial" w:cs="Arial"/>
-          <w:lang w:val="fi-FI"/>
-        </w:rPr>
-        <w:t xml:space="preserve">Tanah </w:t>
+        </w:rPr>
+      </w:pPr>
+      <w:r>
+        <w:rPr>
+          <w:rFonts w:ascii="Arial" w:hAnsi="Arial" w:cs="Arial"/>
+          <w:lang w:val="fi-FI"/>
+        </w:rPr>
+        <w:t>Nama</w:t>
+      </w:r>
+      <w:r>
+        <w:rPr>
+          <w:rFonts w:ascii="Arial" w:hAnsi="Arial" w:cs="Arial"/>
+          <w:lang w:val="fi-FI"/>
+        </w:rPr>
+        <w:tab/>
       </w:r>
       <w:r>
         <w:rPr>
@@ -561,9 +534,70 @@
         <w:rPr>
           <w:rFonts w:ascii="Arial" w:hAnsi="Arial" w:cs="Arial"/>
           <w:b/>
-          <w:lang w:val="fi-FI"/>
-        </w:rPr>
-        <w:t xml:space="preserve">Darat </w:t>
+        </w:rPr>
+        <w:t>${NAMA_LENGKAP}</w:t>
+      </w:r>
+    </w:p>
+    <w:p>
+      <w:pPr>
+        <w:jc w:val="both"/>
+        <w:rPr>
+          <w:rFonts w:ascii="Arial" w:hAnsi="Arial" w:cs="Arial"/>
+          <w:color w:val="000000"/>
+          <w:sz w:val="22"/>
+          <w:szCs w:val="22"/>
+          <w:lang w:val="en-ID" w:eastAsia="en-ID"/>
+        </w:rPr>
+      </w:pPr>
+      <w:r>
+        <w:rPr>
+          <w:rFonts w:ascii="Arial" w:hAnsi="Arial" w:cs="Arial"/>
+          <w:b/>
+          <w:lang w:val="fi-FI"/>
+        </w:rPr>
+        <w:tab/>
+      </w:r>
+      <w:r>
+        <w:rPr>
+          <w:rFonts w:ascii="Arial" w:hAnsi="Arial" w:cs="Arial"/>
+          <w:b/>
+          <w:lang w:val="fi-FI"/>
+        </w:rPr>
+        <w:tab/>
+      </w:r>
+      <w:r>
+        <w:rPr>
+          <w:rFonts w:ascii="Arial" w:hAnsi="Arial" w:cs="Arial"/>
+          <w:b/>
+          <w:lang w:val="fi-FI"/>
+        </w:rPr>
+        <w:t>No NIK</w:t>
+      </w:r>
+      <w:r>
+        <w:rPr>
+          <w:rFonts w:ascii="Arial" w:hAnsi="Arial" w:cs="Arial"/>
+          <w:b/>
+          <w:lang w:val="fi-FI"/>
+        </w:rPr>
+        <w:tab/>
+      </w:r>
+      <w:r>
+        <w:rPr>
+          <w:rFonts w:ascii="Arial" w:hAnsi="Arial" w:cs="Arial"/>
+          <w:b/>
+          <w:lang w:val="fi-FI"/>
+        </w:rPr>
+        <w:tab/>
+        <w:t xml:space="preserve">: </w:t>
+      </w:r>
+      <w:r>
+        <w:rPr>
+          <w:rFonts w:ascii="Arial" w:hAnsi="Arial" w:cs="Arial"/>
+          <w:color w:val="000000"/>
+          <w:sz w:val="22"/>
+          <w:szCs w:val="22"/>
+        </w:rPr>
+        <w:t>${NIK}</w:t>
       </w:r>
     </w:p>
     <w:p>
@@ -573,37 +607,16 @@
         <w:jc w:val="both"/>
         <w:rPr>
           <w:rFonts w:ascii="Arial" w:hAnsi="Arial" w:cs="Arial"/>
-          <w:b/>
-          <w:lang w:val="fi-FI"/>
-        </w:rPr>
-      </w:pPr>
-      <w:r>
-        <w:rPr>
-          <w:rFonts w:ascii="Arial" w:hAnsi="Arial" w:cs="Arial"/>
-          <w:lang w:val="fi-FI"/>
-        </w:rPr>
-        <w:tab/>
-      </w:r>
-      <w:r>
-        <w:rPr>
-          <w:rFonts w:ascii="Arial" w:hAnsi="Arial" w:cs="Arial"/>
-          <w:lang w:val="fi-FI"/>
-        </w:rPr>
-        <w:t xml:space="preserve">Blok </w:t>
-      </w:r>
-      <w:r>
-        <w:rPr>
-          <w:rFonts w:ascii="Arial" w:hAnsi="Arial" w:cs="Arial"/>
-          <w:lang w:val="fi-FI"/>
-        </w:rPr>
-        <w:tab/>
-      </w:r>
-      <w:r>
-        <w:rPr>
-          <w:rFonts w:ascii="Arial" w:hAnsi="Arial" w:cs="Arial"/>
-          <w:lang w:val="fi-FI"/>
-        </w:rPr>
-        <w:tab/>
+          <w:lang w:val="fi-FI"/>
+        </w:rPr>
+      </w:pPr>
+      <w:r>
+        <w:rPr>
+          <w:rFonts w:ascii="Arial" w:hAnsi="Arial" w:cs="Arial"/>
+          <w:lang w:val="fi-FI"/>
+        </w:rPr>
+        <w:tab/>
+        <w:t>Jenis Kelamin</w:t>
       </w:r>
       <w:r>
         <w:rPr>
@@ -623,34 +636,359 @@
       <w:r>
         <w:rPr>
           <w:rFonts w:ascii="Arial" w:hAnsi="Arial" w:cs="Arial"/>
-          <w:b/>
-          <w:lang w:val="fi-FI"/>
-        </w:rPr>
-        <w:t xml:space="preserve">Tegalsereh </w:t>
-      </w:r>
-      <w:r>
-        <w:rPr>
-          <w:rFonts w:ascii="Arial" w:hAnsi="Arial" w:cs="Arial"/>
-          <w:b/>
-          <w:lang w:val="sv-SE"/>
+          <w:bCs/>
+        </w:rPr>
+        <w:t>${JENIS_KELAMIN}</w:t>
+      </w:r>
+      <w:r>
+        <w:rPr>
+          <w:rFonts w:ascii="Arial" w:hAnsi="Arial" w:cs="Arial"/>
+          <w:bCs/>
+          <w:lang w:val="fi-FI"/>
         </w:rPr>
         <w:t xml:space="preserve"> </w:t>
       </w:r>
     </w:p>
     <w:p>
       <w:pPr>
+        <w:tabs>
+          <w:tab w:val="left" w:pos="720"/>
+          <w:tab w:val="left" w:pos="1440"/>
+          <w:tab w:val="left" w:pos="2160"/>
+          <w:tab w:val="left" w:pos="3360"/>
+        </w:tabs>
+        <w:spacing w:line="360" w:lineRule="auto"/>
+        <w:ind w:firstLine="720"/>
+        <w:jc w:val="both"/>
+        <w:rPr>
+          <w:rFonts w:ascii="Arial" w:hAnsi="Arial" w:cs="Arial"/>
+        </w:rPr>
+      </w:pPr>
+      <w:r>
+        <w:rPr>
+          <w:rFonts w:ascii="Arial" w:hAnsi="Arial" w:cs="Arial"/>
+          <w:b/>
+          <w:lang w:val="fi-FI"/>
+        </w:rPr>
+        <w:tab/>
+      </w:r>
+      <w:r>
+        <w:rPr>
+          <w:rFonts w:ascii="Arial" w:hAnsi="Arial" w:cs="Arial"/>
+          <w:lang w:val="fi-FI"/>
+        </w:rPr>
+        <w:t>Tempat/Tgl Lahir</w:t>
+      </w:r>
+      <w:r>
+        <w:rPr>
+          <w:rFonts w:ascii="Arial" w:hAnsi="Arial" w:cs="Arial"/>
+          <w:b/>
+          <w:lang w:val="fi-FI"/>
+        </w:rPr>
+        <w:tab/>
+      </w:r>
+      <w:r>
+        <w:rPr>
+          <w:rFonts w:ascii="Arial" w:hAnsi="Arial" w:cs="Arial"/>
+          <w:b/>
+          <w:lang w:val="fi-FI"/>
+        </w:rPr>
+        <w:tab/>
+      </w:r>
+      <w:r>
+        <w:rPr>
+          <w:rFonts w:ascii="Arial" w:hAnsi="Arial" w:cs="Arial"/>
+          <w:b/>
+          <w:lang w:val="fi-FI"/>
+        </w:rPr>
+        <w:t xml:space="preserve">: </w:t>
+      </w:r>
+      <w:r>
+        <w:rPr>
+          <w:rFonts w:ascii="Arial" w:hAnsi="Arial" w:cs="Arial"/>
+        </w:rPr>
+        <w:t>${TTL}</w:t>
+      </w:r>
+    </w:p>
+    <w:p>
+      <w:pPr>
         <w:spacing w:line="360" w:lineRule="auto"/>
         <w:ind w:left="684" w:firstLine="720"/>
         <w:jc w:val="both"/>
         <w:rPr>
           <w:rFonts w:ascii="Arial" w:hAnsi="Arial" w:cs="Arial"/>
-          <w:b/>
-          <w:color w:val="000000"/>
-        </w:rPr>
-      </w:pPr>
-      <w:r>
-        <w:rPr>
-          <w:rFonts w:ascii="Arial" w:hAnsi="Arial" w:cs="Arial"/>
+          <w:lang w:val="sv-SE"/>
+        </w:rPr>
+      </w:pPr>
+      <w:r>
+        <w:rPr>
+          <w:rFonts w:ascii="Arial" w:hAnsi="Arial" w:cs="Arial"/>
+          <w:lang w:val="sv-SE"/>
+        </w:rPr>
+        <w:t>Kewarganegaraan</w:t>
+      </w:r>
+      <w:r>
+        <w:rPr>
+          <w:rFonts w:ascii="Arial" w:hAnsi="Arial" w:cs="Arial"/>
+          <w:lang w:val="sv-SE"/>
+        </w:rPr>
+        <w:tab/>
+      </w:r>
+      <w:r>
+        <w:rPr>
+          <w:rFonts w:ascii="Arial" w:hAnsi="Arial" w:cs="Arial"/>
+          <w:b/>
+          <w:lang w:val="sv-SE"/>
+        </w:rPr>
+        <w:t xml:space="preserve">: </w:t>
+      </w:r>
+      <w:r>
+        <w:rPr>
+          <w:rFonts w:ascii="Arial" w:hAnsi="Arial" w:cs="Arial"/>
+          <w:lang w:val="sv-SE"/>
+        </w:rPr>
+        <w:t>INDONESIA</w:t>
+      </w:r>
+      <w:r>
+        <w:rPr>
+          <w:rFonts w:ascii="Arial" w:hAnsi="Arial" w:cs="Arial"/>
+          <w:lang w:val="sv-SE"/>
+        </w:rPr>
+        <w:tab/>
+      </w:r>
+    </w:p>
+    <w:p>
+      <w:pPr>
+        <w:spacing w:line="360" w:lineRule="auto"/>
+        <w:ind w:left="684" w:firstLine="720"/>
+        <w:jc w:val="both"/>
+        <w:rPr>
+          <w:rFonts w:ascii="Arial" w:hAnsi="Arial" w:cs="Arial"/>
+          <w:lang w:val="sv-SE"/>
+        </w:rPr>
+      </w:pPr>
+      <w:r>
+        <w:rPr>
+          <w:rFonts w:ascii="Arial" w:hAnsi="Arial" w:cs="Arial"/>
+          <w:lang w:val="sv-SE"/>
+        </w:rPr>
+        <w:tab/>
+        <w:t>Status Perkawinan</w:t>
+      </w:r>
+      <w:r>
+        <w:rPr>
+          <w:rFonts w:ascii="Arial" w:hAnsi="Arial" w:cs="Arial"/>
+          <w:lang w:val="sv-SE"/>
+        </w:rPr>
+        <w:tab/>
+        <w:t>:</w:t>
+      </w:r>
+      <w:r>
+        <w:rPr>
+          <w:rFonts w:ascii="Arial" w:hAnsi="Arial" w:cs="Arial"/>
+          <w:lang w:val="sv-SE"/>
+        </w:rPr>
+        <w:t xml:space="preserve"> </w:t>
+      </w:r>
+      <w:r>
+        <w:rPr>
+          <w:rFonts w:ascii="Arial" w:hAnsi="Arial" w:cs="Arial"/>
+        </w:rPr>
+        <w:t>${STATUS_PERKAWINAN}</w:t>
+      </w:r>
+    </w:p>
+    <w:p>
+      <w:pPr>
+        <w:spacing w:line="360" w:lineRule="auto"/>
+        <w:ind w:left="684" w:firstLine="720"/>
+        <w:jc w:val="both"/>
+        <w:rPr>
+          <w:rFonts w:ascii="Arial" w:hAnsi="Arial" w:cs="Arial"/>
+          <w:lang w:val="sv-SE"/>
+        </w:rPr>
+      </w:pPr>
+      <w:r>
+        <w:rPr>
+          <w:rFonts w:ascii="Arial" w:hAnsi="Arial" w:cs="Arial"/>
+          <w:lang w:val="sv-SE"/>
+        </w:rPr>
+        <w:tab/>
+        <w:t>Agama</w:t>
+      </w:r>
+      <w:r>
+        <w:rPr>
+          <w:rFonts w:ascii="Arial" w:hAnsi="Arial" w:cs="Arial"/>
+          <w:lang w:val="sv-SE"/>
+        </w:rPr>
+        <w:tab/>
+      </w:r>
+      <w:r>
+        <w:rPr>
+          <w:rFonts w:ascii="Arial" w:hAnsi="Arial" w:cs="Arial"/>
+          <w:lang w:val="sv-SE"/>
+        </w:rPr>
+        <w:tab/>
+        <w:t xml:space="preserve">: </w:t>
+      </w:r>
+      <w:r>
+        <w:rPr>
+          <w:rFonts w:ascii="Arial" w:hAnsi="Arial" w:cs="Arial"/>
+        </w:rPr>
+        <w:t>${AGAMA}</w:t>
+      </w:r>
+    </w:p>
+    <w:p>
+      <w:pPr>
+        <w:spacing w:line="360" w:lineRule="auto"/>
+        <w:ind w:left="684" w:firstLine="720"/>
+        <w:jc w:val="both"/>
+        <w:rPr>
+          <w:rFonts w:ascii="Arial" w:hAnsi="Arial" w:cs="Arial"/>
+          <w:lang w:val="sv-SE"/>
+        </w:rPr>
+      </w:pPr>
+      <w:r>
+        <w:rPr>
+          <w:rFonts w:ascii="Arial" w:hAnsi="Arial" w:cs="Arial"/>
+          <w:lang w:val="sv-SE"/>
+        </w:rPr>
+        <w:tab/>
+        <w:t>Pekerjaan</w:t>
+      </w:r>
+      <w:r>
+        <w:rPr>
+          <w:rFonts w:ascii="Arial" w:hAnsi="Arial" w:cs="Arial"/>
+          <w:lang w:val="sv-SE"/>
+        </w:rPr>
+        <w:tab/>
+      </w:r>
+      <w:r>
+        <w:rPr>
+          <w:rFonts w:ascii="Arial" w:hAnsi="Arial" w:cs="Arial"/>
+          <w:lang w:val="sv-SE"/>
+        </w:rPr>
+        <w:tab/>
+        <w:t xml:space="preserve">: </w:t>
+      </w:r>
+      <w:r>
+        <w:rPr>
+          <w:rFonts w:ascii="Arial" w:hAnsi="Arial" w:cs="Arial"/>
+        </w:rPr>
+        <w:t>${PEKERJAAN}</w:t>
+      </w:r>
+      <w:r>
+        <w:rPr>
+          <w:rFonts w:ascii="Arial" w:hAnsi="Arial" w:cs="Arial"/>
+          <w:lang w:val="sv-SE"/>
+        </w:rPr>
+        <w:t xml:space="preserve"> </w:t>
+      </w:r>
+    </w:p>
+    <w:p>
+      <w:pPr>
+        <w:spacing w:line="360" w:lineRule="auto"/>
+        <w:ind w:left="684" w:firstLine="720"/>
+        <w:jc w:val="both"/>
+        <w:rPr>
+          <w:rFonts w:ascii="Arial" w:hAnsi="Arial" w:cs="Arial"/>
+          <w:color w:val="000000"/>
+          <w:lang w:val="sv-SE"/>
+        </w:rPr>
+      </w:pPr>
+      <w:r>
+        <w:rPr>
+          <w:rFonts w:ascii="Arial" w:hAnsi="Arial" w:cs="Arial"/>
+          <w:color w:val="000000"/>
+          <w:lang w:val="sv-SE"/>
+        </w:rPr>
+        <w:t>.</w:t>
+      </w:r>
+    </w:p>
+    <w:p>
+      <w:pPr>
+        <w:spacing w:line="360" w:lineRule="auto"/>
+        <w:ind w:left="720" w:firstLine="691"/>
+        <w:jc w:val="both"/>
+        <w:rPr>
+          <w:rFonts w:ascii="Calibri" w:hAnsi="Calibri"/>
+          <w:b/>
+          <w:bCs/>
+          <w:color w:val="000000"/>
+          <w:u w:val="single"/>
+        </w:rPr>
+      </w:pPr>
+      <w:r>
+        <w:rPr>
+          <w:rFonts w:ascii="Arial" w:hAnsi="Arial" w:cs="Arial"/>
+          <w:b/>
+          <w:bCs/>
+          <w:lang w:val="sv-SE"/>
+        </w:rPr>
+        <w:t>Nama tersebut diatas ada</w:t>
+      </w:r>
+      <w:r>
+        <w:rPr>
+          <w:rFonts w:ascii="Arial" w:hAnsi="Arial" w:cs="Arial"/>
+          <w:b/>
+          <w:bCs/>
+          <w:lang w:val="sv-SE"/>
+        </w:rPr>
+        <w:t xml:space="preserve">lah benar warga masyarakat </w:t>
+      </w:r>
+      <w:r>
+        <w:rPr>
+          <w:rFonts w:ascii="Arial" w:hAnsi="Arial" w:cs="Arial"/>
+          <w:b/>
+          <w:bCs/>
+          <w:lang w:val="sv-SE"/>
+        </w:rPr>
+        <w:t xml:space="preserve">yang </w:t>
+      </w:r>
+      <w:r>
+        <w:rPr>
+          <w:rFonts w:ascii="Arial" w:hAnsi="Arial" w:cs="Arial"/>
+          <w:b/>
+          <w:bCs/>
+          <w:lang w:val="sv-SE"/>
+        </w:rPr>
+        <w:t xml:space="preserve">berdomisili tinggal diwilayah </w:t>
+      </w:r>
+      <w:r>
+        <w:rPr>
+          <w:rFonts w:ascii="Arial" w:hAnsi="Arial" w:cs="Arial"/>
+          <w:b/>
+          <w:bCs/>
+          <w:lang w:val="sv-SE"/>
+        </w:rPr>
+        <w:t xml:space="preserve">Desa Kami </w:t>
+      </w:r>
+      <w:r>
+        <w:rPr>
+          <w:rFonts w:ascii="Arial" w:hAnsi="Arial" w:cs="Arial"/>
+          <w:b/>
+          <w:bCs/>
+          <w:lang w:val="sv-SE"/>
+        </w:rPr>
+        <w:t>yaitu Di Wilayah :</w:t>
+      </w:r>
+    </w:p>
+    <w:p>
+      <w:pPr>
+        <w:spacing w:line="360" w:lineRule="auto"/>
+        <w:ind w:left="684" w:firstLine="720"/>
+        <w:jc w:val="both"/>
+        <w:rPr>
+          <w:rFonts w:ascii="Arial" w:hAnsi="Arial" w:cs="Arial"/>
+          <w:b/>
+          <w:bCs/>
+          <w:color w:val="000000"/>
+        </w:rPr>
+      </w:pPr>
+      <w:r>
+        <w:rPr>
+          <w:rFonts w:ascii="Arial" w:hAnsi="Arial" w:cs="Arial"/>
+          <w:b/>
+          <w:bCs/>
           <w:lang w:val="sv-SE"/>
         </w:rPr>
         <w:t>Alamat</w:t>
@@ -658,47 +996,35 @@
       <w:r>
         <w:rPr>
           <w:rFonts w:ascii="Arial" w:hAnsi="Arial" w:cs="Arial"/>
-          <w:lang w:val="sv-SE"/>
-        </w:rPr>
-        <w:tab/>
-      </w:r>
-      <w:r>
-        <w:rPr>
-          <w:rFonts w:ascii="Arial" w:hAnsi="Arial" w:cs="Arial"/>
-          <w:lang w:val="sv-SE"/>
-        </w:rPr>
-        <w:tab/>
-      </w:r>
-      <w:r>
-        <w:rPr>
-          <w:rFonts w:ascii="Arial" w:hAnsi="Arial" w:cs="Arial"/>
-          <w:lang w:val="sv-SE"/>
-        </w:rPr>
-        <w:tab/>
-      </w:r>
-      <w:r>
-        <w:rPr>
-          <w:rFonts w:ascii="Arial" w:hAnsi="Arial" w:cs="Arial"/>
-          <w:b/>
-          <w:lang w:val="sv-SE"/>
-        </w:rPr>
+          <w:b/>
+          <w:bCs/>
+          <w:lang w:val="sv-SE"/>
+        </w:rPr>
+        <w:tab/>
+      </w:r>
+      <w:r>
+        <w:rPr>
+          <w:rFonts w:ascii="Arial" w:hAnsi="Arial" w:cs="Arial"/>
+          <w:b/>
+          <w:bCs/>
+          <w:lang w:val="sv-SE"/>
+        </w:rPr>
+        <w:tab/>
         <w:t xml:space="preserve">: </w:t>
       </w:r>
       <w:r>
         <w:rPr>
           <w:rFonts w:ascii="Arial" w:hAnsi="Arial" w:cs="Arial"/>
           <w:b/>
-          <w:color w:val="000000"/>
-          <w:lang w:val="sv-SE"/>
-        </w:rPr>
-        <w:t xml:space="preserve">Kp. </w:t>
-      </w:r>
-      <w:r>
-        <w:rPr>
-          <w:rFonts w:ascii="Arial" w:hAnsi="Arial" w:cs="Arial"/>
-          <w:b/>
-          <w:color w:val="000000"/>
-          <w:lang w:val="sv-SE"/>
+          <w:bCs/>
+        </w:rPr>
+        <w:t>${ALAMAT}</w:t>
+      </w:r>
+      <w:r>
+        <w:rPr>
+          <w:rFonts w:ascii="Arial" w:hAnsi="Arial" w:cs="Arial"/>
+          <w:b/>
+          <w:bCs/>
         </w:rPr>
         <w:t xml:space="preserve"> </w:t>
       </w:r>
@@ -706,17 +1032,15 @@
         <w:rPr>
           <w:rFonts w:ascii="Arial" w:hAnsi="Arial" w:cs="Arial"/>
           <w:b/>
-          <w:color w:val="000000"/>
-          <w:lang w:val="sv-SE"/>
-        </w:rPr>
-        <w:t xml:space="preserve">Tegalsereh </w:t>
-      </w:r>
-      <w:r>
-        <w:rPr>
-          <w:rFonts w:ascii="Arial" w:hAnsi="Arial" w:cs="Arial"/>
-          <w:b/>
-          <w:color w:val="000000"/>
-          <w:lang w:val="sv-SE"/>
+          <w:bCs/>
+        </w:rPr>
+        <w:t>${RT}</w:t>
+      </w:r>
+      <w:r>
+        <w:rPr>
+          <w:rFonts w:ascii="Arial" w:hAnsi="Arial" w:cs="Arial"/>
+          <w:b/>
+          <w:bCs/>
         </w:rPr>
         <w:t xml:space="preserve"> </w:t>
       </w:r>
@@ -724,8 +1048,15 @@
         <w:rPr>
           <w:rFonts w:ascii="Arial" w:hAnsi="Arial" w:cs="Arial"/>
           <w:b/>
-          <w:color w:val="000000"/>
-          <w:lang w:val="sv-SE"/>
+          <w:bCs/>
+        </w:rPr>
+        <w:t>${RW}</w:t>
+      </w:r>
+      <w:r>
+        <w:rPr>
+          <w:rFonts w:ascii="Arial" w:hAnsi="Arial" w:cs="Arial"/>
+          <w:b/>
+          <w:bCs/>
         </w:rPr>
         <w:t xml:space="preserve"> </w:t>
       </w:r>
@@ -733,161 +1064,47 @@
         <w:rPr>
           <w:rFonts w:ascii="Arial" w:hAnsi="Arial" w:cs="Arial"/>
           <w:b/>
-          <w:color w:val="000000"/>
-          <w:lang w:val="sv-SE"/>
-        </w:rPr>
-        <w:t xml:space="preserve"> </w:t>
-      </w:r>
-      <w:r>
-        <w:rPr>
-          <w:rFonts w:ascii="Arial" w:hAnsi="Arial" w:cs="Arial"/>
-          <w:b/>
-          <w:color w:val="000000"/>
-          <w:lang w:val="sv-SE"/>
-        </w:rPr>
-        <w:t xml:space="preserve"> </w:t>
-      </w:r>
-      <w:r>
-        <w:rPr>
-          <w:rFonts w:ascii="Arial" w:hAnsi="Arial" w:cs="Arial"/>
-          <w:b/>
-          <w:color w:val="000000"/>
-          <w:lang w:val="sv-SE"/>
-        </w:rPr>
-        <w:t xml:space="preserve"> </w:t>
-      </w:r>
-      <w:r>
-        <w:rPr>
-          <w:rFonts w:ascii="Arial" w:hAnsi="Arial" w:cs="Arial"/>
-          <w:b/>
-          <w:color w:val="000000"/>
-        </w:rPr>
-        <w:t>Rt.0</w:t>
-      </w:r>
-      <w:r>
-        <w:rPr>
-          <w:rFonts w:ascii="Arial" w:hAnsi="Arial" w:cs="Arial"/>
-          <w:b/>
-          <w:color w:val="000000"/>
-        </w:rPr>
-        <w:t>08</w:t>
-      </w:r>
-      <w:r>
-        <w:rPr>
-          <w:rFonts w:ascii="Arial" w:hAnsi="Arial" w:cs="Arial"/>
-          <w:b/>
-          <w:color w:val="000000"/>
-        </w:rPr>
-        <w:t xml:space="preserve"> </w:t>
-      </w:r>
-      <w:r>
-        <w:rPr>
-          <w:rFonts w:ascii="Arial" w:hAnsi="Arial" w:cs="Arial"/>
-          <w:b/>
+          <w:bCs/>
+          <w:color w:val="000000"/>
+        </w:rPr>
+        <w:t xml:space="preserve">Desa Caringin </w:t>
+      </w:r>
+    </w:p>
+    <w:p>
+      <w:pPr>
+        <w:ind w:left="720" w:firstLine="684"/>
+        <w:jc w:val="both"/>
+        <w:rPr>
+          <w:rFonts w:ascii="Arial" w:hAnsi="Arial" w:cs="Arial"/>
+          <w:b/>
+          <w:bCs/>
+          <w:color w:val="000000"/>
+          <w:lang w:val="sv-SE"/>
+        </w:rPr>
+      </w:pPr>
+      <w:r>
+        <w:rPr>
+          <w:rFonts w:ascii="Arial" w:hAnsi="Arial" w:cs="Arial"/>
+          <w:b/>
+          <w:bCs/>
           <w:color w:val="000000"/>
         </w:rPr>
         <w:t xml:space="preserve">  </w:t>
       </w:r>
-      <w:proofErr w:type="spellStart"/>
-      <w:r>
-        <w:rPr>
-          <w:rFonts w:ascii="Arial" w:hAnsi="Arial" w:cs="Arial"/>
-          <w:b/>
-          <w:color w:val="000000"/>
-        </w:rPr>
-        <w:t>Rw</w:t>
-      </w:r>
-      <w:proofErr w:type="spellEnd"/>
-      <w:r>
-        <w:rPr>
-          <w:rFonts w:ascii="Arial" w:hAnsi="Arial" w:cs="Arial"/>
-          <w:b/>
-          <w:color w:val="000000"/>
-        </w:rPr>
-        <w:t>. 00</w:t>
-      </w:r>
-      <w:r>
-        <w:rPr>
-          <w:rFonts w:ascii="Arial" w:hAnsi="Arial" w:cs="Arial"/>
-          <w:b/>
-          <w:color w:val="000000"/>
-        </w:rPr>
-        <w:t>3</w:t>
-      </w:r>
-      <w:r>
-        <w:rPr>
-          <w:rFonts w:ascii="Arial" w:hAnsi="Arial" w:cs="Arial"/>
-          <w:b/>
-          <w:color w:val="000000"/>
-        </w:rPr>
-        <w:t xml:space="preserve"> </w:t>
-      </w:r>
-      <w:r>
-        <w:rPr>
-          <w:rFonts w:ascii="Arial" w:hAnsi="Arial" w:cs="Arial"/>
-          <w:b/>
-          <w:color w:val="000000"/>
-        </w:rPr>
-        <w:t xml:space="preserve"> </w:t>
-      </w:r>
-      <w:proofErr w:type="spellStart"/>
-      <w:r>
-        <w:rPr>
-          <w:rFonts w:ascii="Arial" w:hAnsi="Arial" w:cs="Arial"/>
-          <w:b/>
-          <w:color w:val="000000"/>
-        </w:rPr>
-        <w:t>Desa</w:t>
-      </w:r>
-      <w:proofErr w:type="spellEnd"/>
-      <w:r>
-        <w:rPr>
-          <w:rFonts w:ascii="Arial" w:hAnsi="Arial" w:cs="Arial"/>
-          <w:b/>
-          <w:color w:val="000000"/>
-        </w:rPr>
-        <w:t xml:space="preserve"> </w:t>
-      </w:r>
-      <w:proofErr w:type="spellStart"/>
-      <w:r>
-        <w:rPr>
-          <w:rFonts w:ascii="Arial" w:hAnsi="Arial" w:cs="Arial"/>
-          <w:b/>
-          <w:color w:val="000000"/>
-        </w:rPr>
-        <w:t>Caringin</w:t>
-      </w:r>
-      <w:proofErr w:type="spellEnd"/>
-    </w:p>
-    <w:p>
-      <w:pPr>
-        <w:spacing w:line="360" w:lineRule="auto"/>
-        <w:ind w:left="684" w:firstLine="720"/>
-        <w:jc w:val="both"/>
-        <w:rPr>
-          <w:rFonts w:ascii="Arial" w:hAnsi="Arial" w:cs="Arial"/>
-          <w:b/>
-          <w:color w:val="000000"/>
-          <w:lang w:val="sv-SE"/>
-        </w:rPr>
-      </w:pPr>
-      <w:r>
-        <w:rPr>
-          <w:rFonts w:ascii="Arial" w:hAnsi="Arial" w:cs="Arial"/>
-          <w:color w:val="000000"/>
-        </w:rPr>
-        <w:t xml:space="preserve">  </w:t>
-      </w:r>
-      <w:r>
-        <w:rPr>
-          <w:rFonts w:ascii="Arial" w:hAnsi="Arial" w:cs="Arial"/>
-          <w:color w:val="000000"/>
-        </w:rPr>
-        <w:tab/>
-      </w:r>
-      <w:r>
-        <w:rPr>
-          <w:rFonts w:ascii="Arial" w:hAnsi="Arial" w:cs="Arial"/>
+      <w:r>
+        <w:rPr>
+          <w:rFonts w:ascii="Arial" w:hAnsi="Arial" w:cs="Arial"/>
+          <w:b/>
+          <w:bCs/>
+          <w:color w:val="000000"/>
+        </w:rPr>
+        <w:tab/>
+      </w:r>
+      <w:r>
+        <w:rPr>
+          <w:rFonts w:ascii="Arial" w:hAnsi="Arial" w:cs="Arial"/>
+          <w:b/>
+          <w:bCs/>
           <w:color w:val="000000"/>
         </w:rPr>
         <w:tab/>
@@ -897,386 +1114,39 @@
         <w:rPr>
           <w:rFonts w:ascii="Arial" w:hAnsi="Arial" w:cs="Arial"/>
           <w:b/>
-          <w:color w:val="000000"/>
-          <w:lang w:val="sv-SE"/>
-        </w:rPr>
-        <w:t>Kecamatan Gegerbitung Kabupaten Sukabumi.</w:t>
-      </w:r>
-    </w:p>
-    <w:p>
-      <w:pPr>
-        <w:spacing w:line="360" w:lineRule="auto"/>
-        <w:ind w:left="684" w:firstLine="36"/>
-        <w:jc w:val="both"/>
-        <w:rPr>
-          <w:rFonts w:ascii="Arial" w:hAnsi="Arial" w:cs="Arial"/>
-          <w:lang w:val="sv-SE"/>
-        </w:rPr>
-      </w:pPr>
-      <w:r>
-        <w:rPr>
-          <w:rFonts w:ascii="Arial" w:hAnsi="Arial" w:cs="Arial"/>
-          <w:lang w:val="sv-SE"/>
-        </w:rPr>
-        <w:t>Adapun Tanah Tersebut berbatasan dengan :</w:t>
-      </w:r>
-    </w:p>
-    <w:p>
-      <w:pPr>
-        <w:spacing w:line="360" w:lineRule="auto"/>
-        <w:ind w:left="720" w:firstLine="720"/>
-        <w:jc w:val="both"/>
-        <w:rPr>
-          <w:rFonts w:ascii="Arial" w:hAnsi="Arial" w:cs="Arial"/>
-          <w:lang w:val="sv-SE"/>
-        </w:rPr>
-      </w:pPr>
-      <w:r>
-        <w:rPr>
-          <w:rFonts w:ascii="Arial" w:hAnsi="Arial" w:cs="Arial"/>
-          <w:lang w:val="sv-SE"/>
-        </w:rPr>
-        <w:t>Batas Utara</w:t>
-      </w:r>
-      <w:r>
-        <w:rPr>
-          <w:rFonts w:ascii="Arial" w:hAnsi="Arial" w:cs="Arial"/>
-          <w:lang w:val="sv-SE"/>
-        </w:rPr>
-        <w:tab/>
-      </w:r>
-      <w:r>
-        <w:rPr>
-          <w:rFonts w:ascii="Arial" w:hAnsi="Arial" w:cs="Arial"/>
-          <w:lang w:val="sv-SE"/>
-        </w:rPr>
-        <w:tab/>
-        <w:t>: Dengan tanah Darat Bustomi</w:t>
-      </w:r>
-    </w:p>
-    <w:p>
-      <w:pPr>
-        <w:spacing w:line="360" w:lineRule="auto"/>
-        <w:ind w:left="720" w:firstLine="720"/>
-        <w:jc w:val="both"/>
-        <w:rPr>
-          <w:rFonts w:ascii="Arial" w:hAnsi="Arial" w:cs="Arial"/>
-          <w:lang w:val="sv-SE"/>
-        </w:rPr>
-      </w:pPr>
-      <w:r>
-        <w:rPr>
-          <w:rFonts w:ascii="Arial" w:hAnsi="Arial" w:cs="Arial"/>
-          <w:lang w:val="sv-SE"/>
-        </w:rPr>
-        <w:t>Batas Selatan</w:t>
-      </w:r>
-      <w:r>
-        <w:rPr>
-          <w:rFonts w:ascii="Arial" w:hAnsi="Arial" w:cs="Arial"/>
-          <w:lang w:val="sv-SE"/>
-        </w:rPr>
-        <w:tab/>
-        <w:t>: Dengan tanah darat Juariah</w:t>
-      </w:r>
-    </w:p>
-    <w:p>
-      <w:pPr>
-        <w:spacing w:line="360" w:lineRule="auto"/>
-        <w:ind w:left="720" w:firstLine="720"/>
-        <w:jc w:val="both"/>
-        <w:rPr>
-          <w:rFonts w:ascii="Arial" w:hAnsi="Arial" w:cs="Arial"/>
-          <w:lang w:val="sv-SE"/>
-        </w:rPr>
-      </w:pPr>
-      <w:r>
-        <w:rPr>
-          <w:rFonts w:ascii="Arial" w:hAnsi="Arial" w:cs="Arial"/>
-          <w:lang w:val="sv-SE"/>
-        </w:rPr>
-        <w:t>Batas Timur</w:t>
-      </w:r>
-      <w:r>
-        <w:rPr>
-          <w:rFonts w:ascii="Arial" w:hAnsi="Arial" w:cs="Arial"/>
-          <w:lang w:val="sv-SE"/>
-        </w:rPr>
-        <w:tab/>
-      </w:r>
-      <w:r>
-        <w:rPr>
-          <w:rFonts w:ascii="Arial" w:hAnsi="Arial" w:cs="Arial"/>
-          <w:lang w:val="sv-SE"/>
-        </w:rPr>
-        <w:tab/>
-        <w:t xml:space="preserve">:  Dengan Jalan raya gegerbitung </w:t>
-      </w:r>
-    </w:p>
-    <w:p>
-      <w:pPr>
-        <w:spacing w:line="360" w:lineRule="auto"/>
-        <w:ind w:left="684" w:firstLine="720"/>
-        <w:jc w:val="both"/>
-        <w:rPr>
-          <w:rFonts w:ascii="Arial" w:hAnsi="Arial" w:cs="Arial"/>
-          <w:lang w:val="sv-SE"/>
-        </w:rPr>
-      </w:pPr>
-      <w:r>
-        <w:rPr>
-          <w:rFonts w:ascii="Arial" w:hAnsi="Arial" w:cs="Arial"/>
-          <w:lang w:val="sv-SE"/>
-        </w:rPr>
-        <w:t>Batas barat</w:t>
-      </w:r>
-      <w:r>
-        <w:rPr>
-          <w:rFonts w:ascii="Arial" w:hAnsi="Arial" w:cs="Arial"/>
-          <w:lang w:val="sv-SE"/>
-        </w:rPr>
-        <w:tab/>
-      </w:r>
-      <w:r>
-        <w:rPr>
-          <w:rFonts w:ascii="Arial" w:hAnsi="Arial" w:cs="Arial"/>
-          <w:lang w:val="sv-SE"/>
-        </w:rPr>
-        <w:tab/>
-      </w:r>
-      <w:r>
-        <w:rPr>
-          <w:rFonts w:ascii="Arial" w:hAnsi="Arial" w:cs="Arial"/>
-          <w:lang w:val="sv-SE"/>
-        </w:rPr>
-        <w:t>:</w:t>
-      </w:r>
-      <w:r>
-        <w:rPr>
-          <w:rFonts w:ascii="Arial" w:hAnsi="Arial" w:cs="Arial"/>
-          <w:lang w:val="sv-SE"/>
-        </w:rPr>
-        <w:t xml:space="preserve"> Dengan tanah darat Isak </w:t>
-      </w:r>
-    </w:p>
-    <w:p>
-      <w:pPr>
-        <w:spacing w:line="360" w:lineRule="auto"/>
-        <w:ind w:left="684" w:firstLine="720"/>
-        <w:jc w:val="both"/>
-        <w:rPr>
-          <w:rFonts w:ascii="Arial" w:hAnsi="Arial" w:cs="Arial"/>
-          <w:lang w:val="sv-SE"/>
-        </w:rPr>
-      </w:pPr>
-    </w:p>
-    <w:p>
-      <w:pPr>
-        <w:spacing w:line="360" w:lineRule="auto"/>
-        <w:ind w:left="684" w:firstLine="720"/>
-        <w:jc w:val="both"/>
-        <w:rPr>
-          <w:rFonts w:ascii="Arial" w:hAnsi="Arial" w:cs="Arial"/>
-          <w:lang w:val="sv-SE"/>
-        </w:rPr>
-      </w:pPr>
-      <w:r>
-        <w:rPr>
-          <w:rFonts w:ascii="Arial" w:hAnsi="Arial" w:cs="Arial"/>
-          <w:lang w:val="sv-SE"/>
-        </w:rPr>
-        <w:t>Bahwa sepengetahuan Kami tanah tersebut telah tercatat sebagai aset Kepolisian yang</w:t>
-      </w:r>
-      <w:r>
-        <w:rPr>
-          <w:rFonts w:ascii="Arial" w:hAnsi="Arial" w:cs="Arial"/>
-          <w:lang w:val="sv-SE"/>
-        </w:rPr>
-        <w:t xml:space="preserve"> tidak tercatat dalam KIB Tanah.............</w:t>
-      </w:r>
-      <w:r>
-        <w:rPr>
-          <w:rFonts w:ascii="Arial" w:hAnsi="Arial" w:cs="Arial"/>
-          <w:lang w:val="sv-SE"/>
-        </w:rPr>
-        <w:t>.... dan saat ini di</w:t>
-      </w:r>
-      <w:r>
-        <w:rPr>
-          <w:rFonts w:ascii="Arial" w:hAnsi="Arial" w:cs="Arial"/>
-          <w:lang w:val="sv-SE"/>
-        </w:rPr>
-        <w:t>g</w:t>
-      </w:r>
-      <w:r>
-        <w:rPr>
-          <w:rFonts w:ascii="Arial" w:hAnsi="Arial" w:cs="Arial"/>
-          <w:lang w:val="sv-SE"/>
-        </w:rPr>
-        <w:t>unakan untuk Kanto</w:t>
-      </w:r>
-      <w:r>
-        <w:rPr>
-          <w:rFonts w:ascii="Arial" w:hAnsi="Arial" w:cs="Arial"/>
-          <w:lang w:val="sv-SE"/>
-        </w:rPr>
-        <w:t>r</w:t>
-      </w:r>
-      <w:r>
-        <w:rPr>
-          <w:rFonts w:ascii="Arial" w:hAnsi="Arial" w:cs="Arial"/>
-          <w:lang w:val="sv-SE"/>
-        </w:rPr>
-        <w:t xml:space="preserve"> POLSEK Gegerbitung  dan tidak dalam keadaan sengketa baik luas maupun batas-batasnya</w:t>
-      </w:r>
-    </w:p>
-    <w:p>
-      <w:pPr>
-        <w:spacing w:line="360" w:lineRule="auto"/>
-        <w:ind w:left="684" w:firstLine="720"/>
-        <w:jc w:val="both"/>
-        <w:rPr>
-          <w:rFonts w:ascii="Arial" w:hAnsi="Arial" w:cs="Arial"/>
-          <w:b/>
-          <w:i/>
-        </w:rPr>
-      </w:pPr>
-    </w:p>
-    <w:p>
-      <w:pPr>
-        <w:spacing w:line="360" w:lineRule="auto"/>
+          <w:bCs/>
+          <w:color w:val="000000"/>
+          <w:lang w:val="sv-SE"/>
+        </w:rPr>
+        <w:t>Kecamatan Gegerbitung  Kabupaten Sukabumi</w:t>
+      </w:r>
+    </w:p>
+    <w:p>
+      <w:pPr>
         <w:ind w:left="720" w:firstLine="684"/>
         <w:jc w:val="both"/>
         <w:rPr>
-          <w:rFonts w:ascii="Arial" w:hAnsi="Arial" w:cs="Arial"/>
-          <w:lang w:val="sv-SE"/>
-        </w:rPr>
-      </w:pPr>
-      <w:proofErr w:type="spellStart"/>
-      <w:r>
-        <w:rPr>
-          <w:rFonts w:ascii="Arial" w:hAnsi="Arial" w:cs="Arial"/>
-        </w:rPr>
-        <w:t>Demikian</w:t>
-      </w:r>
-      <w:proofErr w:type="spellEnd"/>
-      <w:r>
-        <w:rPr>
-          <w:rFonts w:ascii="Arial" w:hAnsi="Arial" w:cs="Arial"/>
-        </w:rPr>
-        <w:t xml:space="preserve"> </w:t>
-      </w:r>
-      <w:proofErr w:type="spellStart"/>
-      <w:r>
-        <w:rPr>
-          <w:rFonts w:ascii="Arial" w:hAnsi="Arial" w:cs="Arial"/>
-        </w:rPr>
-        <w:t>surat</w:t>
-      </w:r>
-      <w:proofErr w:type="spellEnd"/>
-      <w:r>
-        <w:rPr>
-          <w:rFonts w:ascii="Arial" w:hAnsi="Arial" w:cs="Arial"/>
-        </w:rPr>
-        <w:t xml:space="preserve"> </w:t>
-      </w:r>
-      <w:proofErr w:type="spellStart"/>
-      <w:r>
-        <w:rPr>
-          <w:rFonts w:ascii="Arial" w:hAnsi="Arial" w:cs="Arial"/>
-        </w:rPr>
-        <w:t>keterangan</w:t>
-      </w:r>
-      <w:proofErr w:type="spellEnd"/>
-      <w:r>
-        <w:rPr>
-          <w:rFonts w:ascii="Arial" w:hAnsi="Arial" w:cs="Arial"/>
-        </w:rPr>
-        <w:t xml:space="preserve"> </w:t>
-      </w:r>
-      <w:proofErr w:type="spellStart"/>
-      <w:r>
-        <w:rPr>
-          <w:rFonts w:ascii="Arial" w:hAnsi="Arial" w:cs="Arial"/>
-        </w:rPr>
-        <w:t>ini</w:t>
-      </w:r>
-      <w:proofErr w:type="spellEnd"/>
-      <w:r>
-        <w:rPr>
-          <w:rFonts w:ascii="Arial" w:hAnsi="Arial" w:cs="Arial"/>
-        </w:rPr>
-        <w:t xml:space="preserve"> kami </w:t>
-      </w:r>
-      <w:proofErr w:type="spellStart"/>
-      <w:r>
-        <w:rPr>
-          <w:rFonts w:ascii="Arial" w:hAnsi="Arial" w:cs="Arial"/>
-        </w:rPr>
-        <w:t>buat</w:t>
-      </w:r>
-      <w:proofErr w:type="spellEnd"/>
-      <w:r>
-        <w:rPr>
-          <w:rFonts w:ascii="Arial" w:hAnsi="Arial" w:cs="Arial"/>
-        </w:rPr>
-        <w:t xml:space="preserve"> agar </w:t>
-      </w:r>
-      <w:proofErr w:type="spellStart"/>
-      <w:r>
-        <w:rPr>
-          <w:rFonts w:ascii="Arial" w:hAnsi="Arial" w:cs="Arial"/>
-        </w:rPr>
-        <w:t>dapat</w:t>
-      </w:r>
-      <w:proofErr w:type="spellEnd"/>
-      <w:r>
-        <w:rPr>
-          <w:rFonts w:ascii="Arial" w:hAnsi="Arial" w:cs="Arial"/>
-        </w:rPr>
-        <w:t xml:space="preserve"> </w:t>
-      </w:r>
-      <w:proofErr w:type="spellStart"/>
-      <w:r>
-        <w:rPr>
-          <w:rFonts w:ascii="Arial" w:hAnsi="Arial" w:cs="Arial"/>
-        </w:rPr>
-        <w:t>dipergunakan</w:t>
-      </w:r>
-      <w:proofErr w:type="spellEnd"/>
-      <w:r>
-        <w:rPr>
-          <w:rFonts w:ascii="Arial" w:hAnsi="Arial" w:cs="Arial"/>
-        </w:rPr>
-        <w:t xml:space="preserve"> </w:t>
-      </w:r>
-      <w:proofErr w:type="spellStart"/>
-      <w:r>
-        <w:rPr>
-          <w:rFonts w:ascii="Arial" w:hAnsi="Arial" w:cs="Arial"/>
-        </w:rPr>
-        <w:t>sebagaimana</w:t>
-      </w:r>
-      <w:proofErr w:type="spellEnd"/>
-      <w:r>
-        <w:rPr>
-          <w:rFonts w:ascii="Arial" w:hAnsi="Arial" w:cs="Arial"/>
-        </w:rPr>
-        <w:t xml:space="preserve"> </w:t>
-      </w:r>
-      <w:proofErr w:type="spellStart"/>
-      <w:r>
-        <w:rPr>
-          <w:rFonts w:ascii="Arial" w:hAnsi="Arial" w:cs="Arial"/>
-        </w:rPr>
-        <w:t>mestinya</w:t>
-      </w:r>
-      <w:proofErr w:type="spellEnd"/>
-      <w:r>
-        <w:rPr>
-          <w:rFonts w:ascii="Arial" w:hAnsi="Arial" w:cs="Arial"/>
-        </w:rPr>
-        <w:t>.</w:t>
+          <w:rFonts w:ascii="Calibri" w:hAnsi="Calibri"/>
+          <w:color w:val="000000"/>
+          <w:u w:val="single"/>
+        </w:rPr>
+      </w:pPr>
+    </w:p>
+    <w:p>
+      <w:pPr>
+        <w:spacing w:line="360" w:lineRule="auto"/>
+        <w:ind w:left="720" w:firstLine="684"/>
+        <w:jc w:val="both"/>
+        <w:rPr>
+          <w:rFonts w:ascii="Arial" w:hAnsi="Arial" w:cs="Arial"/>
+          <w:lang w:val="sv-SE"/>
+        </w:rPr>
+      </w:pPr>
+      <w:r>
+        <w:rPr>
+          <w:rFonts w:ascii="Arial" w:hAnsi="Arial" w:cs="Arial"/>
+        </w:rPr>
+        <w:t>Demikian surat keterangan ini kami buat agar dapat dipergunakan sebagaimana mestinya.</w:t>
       </w:r>
     </w:p>
     <w:p>
@@ -1414,7 +1284,7 @@
                 <w:rFonts w:ascii="Arial" w:hAnsi="Arial" w:cs="Arial"/>
                 <w:b/>
               </w:rPr>
-              <w:t xml:space="preserve">09 Mei 2018 </w:t>
+              <w:t>${TANGGAL_SEKARANG}</w:t>
             </w:r>
             <w:r>
               <w:rPr>
@@ -1501,8 +1371,7 @@
           </w:p>
           <w:p>
             <w:pPr>
-              <w:ind w:left="342" w:right="117" w:hanging="342"/>
-              <w:jc w:val="center"/>
+              <w:ind w:right="117"/>
               <w:rPr>
                 <w:rFonts w:ascii="Arial" w:hAnsi="Arial" w:cs="Arial"/>
                 <w:b/>
@@ -1547,8 +1416,19 @@
                 <w:b/>
                 <w:lang w:val="sv-SE"/>
               </w:rPr>
-              <w:t xml:space="preserve">NANANG SUARNA </w:t>
+              <w:t xml:space="preserve">${KEPALA_DESA} </w:t>
             </w:r>
+          </w:p>
+          <w:p>
+            <w:pPr>
+              <w:ind w:left="342" w:right="117" w:hanging="342"/>
+              <w:jc w:val="center"/>
+              <w:rPr>
+                <w:rFonts w:ascii="Arial" w:hAnsi="Arial" w:cs="Arial"/>
+                <w:b/>
+                <w:lang w:val="sv-SE"/>
+              </w:rPr>
+            </w:pPr>
             <w:r>
               <w:rPr>
                 <w:rFonts w:ascii="Arial" w:hAnsi="Arial" w:cs="Arial"/>
@@ -1576,22 +1456,27 @@
                 <w:lang w:val="sv-SE"/>
               </w:rPr>
             </w:pPr>
-            <w:r>
+          </w:p>
+          <w:p>
+            <w:pPr>
+              <w:ind w:left="342" w:right="117" w:hanging="342"/>
+              <w:jc w:val="center"/>
               <w:rPr>
                 <w:rFonts w:ascii="Arial" w:hAnsi="Arial" w:cs="Arial"/>
                 <w:b/>
                 <w:lang w:val="sv-SE"/>
               </w:rPr>
-              <w:t xml:space="preserve"> </w:t>
-            </w:r>
-            <w:r>
+            </w:pPr>
+          </w:p>
+          <w:p>
+            <w:pPr>
+              <w:ind w:left="342" w:right="117" w:hanging="342"/>
               <w:rPr>
                 <w:rFonts w:ascii="Arial" w:hAnsi="Arial" w:cs="Arial"/>
                 <w:b/>
                 <w:lang w:val="sv-SE"/>
               </w:rPr>
-              <w:t xml:space="preserve"> </w:t>
-            </w:r>
+            </w:pPr>
           </w:p>
         </w:tc>
       </w:tr>
@@ -1625,93 +1510,29 @@
                 <w:lang w:val="sv-SE"/>
               </w:rPr>
             </w:pPr>
-            <w:proofErr w:type="spellStart"/>
             <w:r>
               <w:rPr>
                 <w:rFonts w:ascii="Arial" w:hAnsi="Arial" w:cs="Arial"/>
                 <w:sz w:val="22"/>
                 <w:szCs w:val="22"/>
               </w:rPr>
-              <w:t>Jalan</w:t>
+              <w:t>Jalan Raya Gegerbitung  KM.15 T</w:t>
             </w:r>
-            <w:proofErr w:type="spellEnd"/>
             <w:r>
               <w:rPr>
                 <w:rFonts w:ascii="Arial" w:hAnsi="Arial" w:cs="Arial"/>
                 <w:sz w:val="22"/>
                 <w:szCs w:val="22"/>
               </w:rPr>
-              <w:t xml:space="preserve"> Raya </w:t>
+              <w:t xml:space="preserve">elepon </w:t>
             </w:r>
-            <w:proofErr w:type="spellStart"/>
             <w:r>
               <w:rPr>
                 <w:rFonts w:ascii="Arial" w:hAnsi="Arial" w:cs="Arial"/>
                 <w:sz w:val="22"/>
                 <w:szCs w:val="22"/>
               </w:rPr>
-              <w:t>Gegerbitung</w:t>
-            </w:r>
-            <w:proofErr w:type="spellEnd"/>
-            <w:r>
-              <w:rPr>
-                <w:rFonts w:ascii="Arial" w:hAnsi="Arial" w:cs="Arial"/>
-                <w:sz w:val="22"/>
-                <w:szCs w:val="22"/>
-              </w:rPr>
-              <w:t xml:space="preserve">  KM.15 </w:t>
-            </w:r>
-            <w:proofErr w:type="spellStart"/>
-            <w:r>
-              <w:rPr>
-                <w:rFonts w:ascii="Arial" w:hAnsi="Arial" w:cs="Arial"/>
-                <w:sz w:val="22"/>
-                <w:szCs w:val="22"/>
-              </w:rPr>
-              <w:t>T</w:t>
-            </w:r>
-            <w:r>
-              <w:rPr>
-                <w:rFonts w:ascii="Arial" w:hAnsi="Arial" w:cs="Arial"/>
-                <w:sz w:val="22"/>
-                <w:szCs w:val="22"/>
-              </w:rPr>
-              <w:t>elepon</w:t>
-            </w:r>
-            <w:proofErr w:type="spellEnd"/>
-            <w:r>
-              <w:rPr>
-                <w:rFonts w:ascii="Arial" w:hAnsi="Arial" w:cs="Arial"/>
-                <w:sz w:val="22"/>
-                <w:szCs w:val="22"/>
-              </w:rPr>
-              <w:t xml:space="preserve"> </w:t>
-            </w:r>
-            <w:r>
-              <w:rPr>
-                <w:rFonts w:ascii="Arial" w:hAnsi="Arial" w:cs="Arial"/>
-                <w:sz w:val="22"/>
-                <w:szCs w:val="22"/>
-              </w:rPr>
-              <w:t xml:space="preserve">.(0266) 241912 </w:t>
-            </w:r>
-            <w:proofErr w:type="spellStart"/>
-            <w:r>
-              <w:rPr>
-                <w:rFonts w:ascii="Arial" w:hAnsi="Arial" w:cs="Arial"/>
-                <w:sz w:val="22"/>
-                <w:szCs w:val="22"/>
-              </w:rPr>
-              <w:t>Sukabumi</w:t>
-            </w:r>
-            <w:proofErr w:type="spellEnd"/>
-            <w:r>
-              <w:rPr>
-                <w:rFonts w:ascii="Arial" w:hAnsi="Arial" w:cs="Arial"/>
-                <w:sz w:val="22"/>
-                <w:szCs w:val="22"/>
-              </w:rPr>
-              <w:t xml:space="preserve">  43197</w:t>
+              <w:t>.(0266) 241912 Sukabumi  43197</w:t>
             </w:r>
           </w:p>
           <w:p>
@@ -1724,6 +1545,62 @@
                 <w:lang w:val="sv-SE"/>
               </w:rPr>
             </w:pPr>
+            <w:r>
+              <w:rPr>
+                <w:rFonts w:ascii="Arial" w:hAnsi="Arial" w:cs="Arial"/>
+                <w:b/>
+                <w:u w:val="single"/>
+                <w:lang w:val="sv-SE"/>
+              </w:rPr>
+              <w:t xml:space="preserve">Website: </w:t>
+            </w:r>
+            <w:hyperlink r:id="rId6" w:history="1">
+              <w:r>
+                <w:rPr>
+                  <w:rStyle w:val="Hyperlink"/>
+                  <w:rFonts w:ascii="Arial" w:hAnsi="Arial" w:cs="Arial"/>
+                  <w:b/>
+                  <w:lang w:val="sv-SE"/>
+                </w:rPr>
+                <w:t>www.sukabumi</w:t>
+              </w:r>
+            </w:hyperlink>
+            <w:r>
+              <w:rPr>
+                <w:rFonts w:ascii="Arial" w:hAnsi="Arial" w:cs="Arial"/>
+                <w:b/>
+                <w:u w:val="single"/>
+                <w:lang w:val="sv-SE"/>
+              </w:rPr>
+              <w:t xml:space="preserve"> .</w:t>
+            </w:r>
+            <w:r>
+              <w:rPr>
+                <w:rFonts w:ascii="Arial" w:hAnsi="Arial" w:cs="Arial"/>
+                <w:b/>
+                <w:u w:val="single"/>
+                <w:lang w:val="sv-SE"/>
+              </w:rPr>
+              <w:t>caringin.des</w:t>
+            </w:r>
+            <w:r>
+              <w:rPr>
+                <w:rFonts w:ascii="Arial" w:hAnsi="Arial" w:cs="Arial"/>
+                <w:b/>
+                <w:u w:val="single"/>
+                <w:lang w:val="sv-SE"/>
+              </w:rPr>
+              <w:t xml:space="preserve">a. </w:t>
+            </w:r>
+            <w:r>
+              <w:rPr>
+                <w:rFonts w:ascii="Arial" w:hAnsi="Arial" w:cs="Arial"/>
+                <w:b/>
+                <w:u w:val="single"/>
+                <w:lang w:val="sv-SE"/>
+              </w:rPr>
+              <w:t>id</w:t>
+            </w:r>
           </w:p>
           <w:p>
             <w:pPr>
@@ -1908,8 +1785,8 @@
           <w:sz w:val="28"/>
           <w:szCs w:val="20"/>
         </w:rPr>
-        <w:pict>
-          <v:shape id="_x0000_s1030" type="#_x0000_t75" alt="Description: http://media1.picsearch.com/is?G5bJSVrWbLEcHRKz3ZBLzAdDLDi2WFJBBa-oZecA0cU&amp;height=157" style="position:absolute;left:0;text-align:left;margin-left:213.3pt;margin-top:.9pt;width:73.85pt;height:73.8pt;z-index:251656704;visibility:visible">
+        <w:pict w14:anchorId="79AAFF18">
+          <v:shape id="_x0000_s1030" type="#_x0000_t75" alt="Description: http://media1.picsearch.com/is?G5bJSVrWbLEcHRKz3ZBLzAdDLDi2WFJBBa-oZecA0cU&amp;height=157" style="position:absolute;left:0;text-align:left;margin-left:213.3pt;margin-top:.9pt;width:73.85pt;height:73.8pt;z-index:2;visibility:visible">
             <v:imagedata r:id="rId5" o:title="is?G5bJSVrWbLEcHRKz3ZBLzAdDLDi2WFJBBa-oZecA0cU&amp;height=157"/>
           </v:shape>
         </w:pict>
@@ -2069,33 +1946,7 @@
           <w:b/>
           <w:color w:val="000000"/>
         </w:rPr>
-        <w:t xml:space="preserve">                                            </w:t>
-      </w:r>
-      <w:proofErr w:type="spellStart"/>
-      <w:r>
-        <w:rPr>
-          <w:rFonts w:ascii="Arial" w:hAnsi="Arial" w:cs="Arial"/>
-          <w:b/>
-          <w:color w:val="000000"/>
-        </w:rPr>
-        <w:t>Nomor</w:t>
-      </w:r>
-      <w:proofErr w:type="spellEnd"/>
-      <w:r>
-        <w:rPr>
-          <w:rFonts w:ascii="Arial" w:hAnsi="Arial" w:cs="Arial"/>
-          <w:b/>
-          <w:color w:val="000000"/>
-        </w:rPr>
-        <w:t xml:space="preserve">: 474.1 /     / </w:t>
-      </w:r>
-      <w:r>
-        <w:rPr>
-          <w:rFonts w:ascii="Arial" w:hAnsi="Arial" w:cs="Arial"/>
-          <w:b/>
-          <w:color w:val="000000"/>
-        </w:rPr>
-        <w:t>V / 2016</w:t>
+        <w:t xml:space="preserve">                                            Nomor: ${NOMOR_SURAT} </w:t>
       </w:r>
     </w:p>
     <w:p>
@@ -2193,7 +2044,7 @@
           <w:b/>
           <w:lang w:val="sv-SE"/>
         </w:rPr>
-        <w:t>NANANG SUARNA</w:t>
+        <w:t>${KEPALA_DESA}</w:t>
       </w:r>
     </w:p>
     <w:p>
@@ -2332,7 +2183,15 @@
           <w:b/>
           <w:lang w:val="fi-FI"/>
         </w:rPr>
-        <w:t xml:space="preserve">FIRMAN </w:t>
+        <w:t>${NAMA_LENGKAP}</w:t>
+      </w:r>
+      <w:r>
+        <w:rPr>
+          <w:rFonts w:ascii="Arial" w:hAnsi="Arial" w:cs="Arial"/>
+          <w:b/>
+          <w:lang w:val="fi-FI"/>
+        </w:rPr>
+        <w:t xml:space="preserve"> </w:t>
       </w:r>
     </w:p>
     <w:p>
@@ -2369,7 +2228,15 @@
           <w:lang w:val="fi-FI"/>
         </w:rPr>
         <w:tab/>
-        <w:t>: 3202400702790003</w:t>
+        <w:t xml:space="preserve">: </w:t>
+      </w:r>
+      <w:r>
+        <w:rPr>
+          <w:rFonts w:ascii="Arial" w:hAnsi="Arial" w:cs="Arial"/>
+          <w:b/>
+          <w:lang w:val="fi-FI"/>
+        </w:rPr>
+        <w:t>${NIK}</w:t>
       </w:r>
     </w:p>
     <w:p>
@@ -2412,9 +2279,16 @@
         <w:rPr>
           <w:rFonts w:ascii="Arial" w:hAnsi="Arial" w:cs="Arial"/>
           <w:b/>
-          <w:lang w:val="fi-FI"/>
-        </w:rPr>
-        <w:t xml:space="preserve">Laki- Laki </w:t>
+        </w:rPr>
+        <w:t>${JENIS_KELAMIN}</w:t>
+      </w:r>
+      <w:r>
+        <w:rPr>
+          <w:rFonts w:ascii="Arial" w:hAnsi="Arial" w:cs="Arial"/>
+          <w:b/>
+          <w:lang w:val="fi-FI"/>
+        </w:rPr>
+        <w:t xml:space="preserve"> </w:t>
       </w:r>
     </w:p>
     <w:p>
@@ -2459,7 +2333,15 @@
           <w:b/>
           <w:lang w:val="fi-FI"/>
         </w:rPr>
-        <w:t xml:space="preserve"> Sukabumi, 07-02-1976</w:t>
+        <w:t xml:space="preserve"> </w:t>
+      </w:r>
+      <w:r>
+        <w:rPr>
+          <w:rFonts w:ascii="Arial" w:hAnsi="Arial" w:cs="Arial"/>
+          <w:b/>
+          <w:lang w:val="fi-FI"/>
+        </w:rPr>
+        <w:t>${TTL}</w:t>
       </w:r>
     </w:p>
     <w:p>
@@ -2536,17 +2418,16 @@
         <w:rPr>
           <w:rFonts w:ascii="Arial" w:hAnsi="Arial" w:cs="Arial"/>
           <w:b/>
-          <w:lang w:val="sv-SE"/>
-        </w:rPr>
-        <w:t>K</w:t>
-      </w:r>
-      <w:r>
-        <w:rPr>
-          <w:rFonts w:ascii="Arial" w:hAnsi="Arial" w:cs="Arial"/>
-          <w:b/>
-          <w:lang w:val="sv-SE"/>
-        </w:rPr>
-        <w:t xml:space="preserve">awin </w:t>
+        </w:rPr>
+        <w:t>${STATUS_PERKAWINAN}</w:t>
+      </w:r>
+      <w:r>
+        <w:rPr>
+          <w:rFonts w:ascii="Arial" w:hAnsi="Arial" w:cs="Arial"/>
+          <w:b/>
+          <w:lang w:val="sv-SE"/>
+        </w:rPr>
+        <w:t xml:space="preserve"> </w:t>
       </w:r>
     </w:p>
     <w:p>
@@ -2587,9 +2468,8 @@
         <w:rPr>
           <w:rFonts w:ascii="Arial" w:hAnsi="Arial" w:cs="Arial"/>
           <w:b/>
-          <w:lang w:val="sv-SE"/>
-        </w:rPr>
-        <w:t>Islam</w:t>
+        </w:rPr>
+        <w:t>${AGAMA}</w:t>
       </w:r>
     </w:p>
     <w:p>
@@ -2630,9 +2510,16 @@
         <w:rPr>
           <w:rFonts w:ascii="Arial" w:hAnsi="Arial" w:cs="Arial"/>
           <w:b/>
-          <w:lang w:val="sv-SE"/>
-        </w:rPr>
-        <w:t xml:space="preserve">Sopir </w:t>
+        </w:rPr>
+        <w:t>${PEKERJAAN}</w:t>
+      </w:r>
+      <w:r>
+        <w:rPr>
+          <w:rFonts w:ascii="Arial" w:hAnsi="Arial" w:cs="Arial"/>
+          <w:b/>
+          <w:lang w:val="sv-SE"/>
+        </w:rPr>
+        <w:t xml:space="preserve"> </w:t>
       </w:r>
     </w:p>
     <w:p>
@@ -2679,82 +2566,58 @@
         <w:rPr>
           <w:rFonts w:ascii="Arial" w:hAnsi="Arial" w:cs="Arial"/>
           <w:b/>
-          <w:color w:val="000000"/>
-          <w:lang w:val="sv-SE"/>
-        </w:rPr>
-        <w:t>Kp</w:t>
-      </w:r>
-      <w:r>
-        <w:rPr>
-          <w:rFonts w:ascii="Arial" w:hAnsi="Arial" w:cs="Arial"/>
-          <w:b/>
-          <w:color w:val="000000"/>
-          <w:lang w:val="sv-SE"/>
-        </w:rPr>
-        <w:t xml:space="preserve">.Kawungluwuk </w:t>
-      </w:r>
-      <w:r>
-        <w:rPr>
-          <w:rFonts w:ascii="Arial" w:hAnsi="Arial" w:cs="Arial"/>
-          <w:b/>
-          <w:color w:val="000000"/>
-        </w:rPr>
-        <w:t>Rt</w:t>
-      </w:r>
-      <w:r>
-        <w:rPr>
-          <w:rFonts w:ascii="Arial" w:hAnsi="Arial" w:cs="Arial"/>
-          <w:b/>
-          <w:color w:val="000000"/>
-        </w:rPr>
-        <w:t xml:space="preserve">.012     </w:t>
-      </w:r>
-      <w:proofErr w:type="spellStart"/>
-      <w:r>
-        <w:rPr>
-          <w:rFonts w:ascii="Arial" w:hAnsi="Arial" w:cs="Arial"/>
-          <w:b/>
-          <w:color w:val="000000"/>
-        </w:rPr>
-        <w:t>Rw</w:t>
-      </w:r>
-      <w:proofErr w:type="spellEnd"/>
-      <w:r>
-        <w:rPr>
-          <w:rFonts w:ascii="Arial" w:hAnsi="Arial" w:cs="Arial"/>
-          <w:b/>
-          <w:color w:val="000000"/>
-        </w:rPr>
-        <w:t xml:space="preserve">. 004  </w:t>
-      </w:r>
-      <w:proofErr w:type="spellStart"/>
-      <w:r>
-        <w:rPr>
-          <w:rFonts w:ascii="Arial" w:hAnsi="Arial" w:cs="Arial"/>
-          <w:b/>
-          <w:color w:val="000000"/>
-        </w:rPr>
-        <w:t>Desa</w:t>
-      </w:r>
-      <w:proofErr w:type="spellEnd"/>
-      <w:r>
-        <w:rPr>
-          <w:rFonts w:ascii="Arial" w:hAnsi="Arial" w:cs="Arial"/>
-          <w:b/>
-          <w:color w:val="000000"/>
+          <w:bCs/>
+        </w:rPr>
+        <w:t>${ALAMAT}</w:t>
+      </w:r>
+      <w:r>
+        <w:rPr>
+          <w:rFonts w:ascii="Arial" w:hAnsi="Arial" w:cs="Arial"/>
+          <w:b/>
+          <w:bCs/>
+        </w:rPr>
+        <w:t xml:space="preserve"> + </w:t>
+      </w:r>
+      <w:r>
+        <w:rPr>
+          <w:rFonts w:ascii="Arial" w:hAnsi="Arial" w:cs="Arial"/>
+          <w:b/>
+          <w:bCs/>
+        </w:rPr>
+        <w:t>${RT}</w:t>
+      </w:r>
+      <w:r>
+        <w:rPr>
+          <w:rFonts w:ascii="Arial" w:hAnsi="Arial" w:cs="Arial"/>
+          <w:b/>
+          <w:bCs/>
+        </w:rPr>
+        <w:t xml:space="preserve"> + </w:t>
+      </w:r>
+      <w:r>
+        <w:rPr>
+          <w:rFonts w:ascii="Arial" w:hAnsi="Arial" w:cs="Arial"/>
+          <w:b/>
+          <w:bCs/>
+        </w:rPr>
+        <w:t>${RW}</w:t>
+      </w:r>
+      <w:r>
+        <w:rPr>
+          <w:rFonts w:ascii="Arial" w:hAnsi="Arial" w:cs="Arial"/>
+          <w:b/>
+          <w:bCs/>
         </w:rPr>
         <w:t xml:space="preserve"> </w:t>
       </w:r>
-      <w:proofErr w:type="spellStart"/>
-      <w:r>
-        <w:rPr>
-          <w:rFonts w:ascii="Arial" w:hAnsi="Arial" w:cs="Arial"/>
-          <w:b/>
-          <w:color w:val="000000"/>
-        </w:rPr>
-        <w:t>Caringin</w:t>
-      </w:r>
-      <w:proofErr w:type="spellEnd"/>
+      <w:r>
+        <w:rPr>
+          <w:rFonts w:ascii="Arial" w:hAnsi="Arial" w:cs="Arial"/>
+          <w:b/>
+          <w:color w:val="000000"/>
+        </w:rPr>
+        <w:t>Desa Caringin</w:t>
+      </w:r>
     </w:p>
     <w:p>
       <w:pPr>
@@ -2871,7 +2734,7 @@
           <w:lang w:val="sv-SE"/>
         </w:rPr>
         <w:tab/>
-        <w:t xml:space="preserve">: PSKGf5d67005 </w:t>
+        <w:t xml:space="preserve">: ${NO_KKS} </w:t>
       </w:r>
     </w:p>
     <w:p>
@@ -2911,7 +2774,16 @@
           <w:lang w:val="sv-SE"/>
         </w:rPr>
         <w:tab/>
-        <w:t xml:space="preserve"> :FIRMAN</w:t>
+        <w:t xml:space="preserve"> :</w:t>
+      </w:r>
+      <w:r>
+        <w:rPr>
+          <w:rFonts w:ascii="Arial" w:hAnsi="Arial" w:cs="Arial"/>
+          <w:b/>
+          <w:i/>
+          <w:lang w:val="sv-SE"/>
+        </w:rPr>
+        <w:t>${NAMA_LENGKAP}</w:t>
       </w:r>
       <w:r>
         <w:rPr>
@@ -2931,7 +2803,26 @@
           <w:lang w:val="sv-SE"/>
         </w:rPr>
         <w:tab/>
-        <w:t xml:space="preserve">: Kp. Kawungluwuk Rt 012 Rw 004 Desa caringin </w:t>
+        <w:t xml:space="preserve">: </w:t>
+      </w:r>
+      <w:r>
+        <w:rPr>
+          <w:rFonts w:ascii="Arial" w:hAnsi="Arial" w:cs="Arial"/>
+          <w:b/>
+          <w:bCs/>
+          <w:i/>
+          <w:iCs/>
+        </w:rPr>
+        <w:t>${ALAMAT} ${RT} ${RW}</w:t>
+      </w:r>
+      <w:r>
+        <w:rPr>
+          <w:rFonts w:ascii="Arial" w:hAnsi="Arial" w:cs="Arial"/>
+          <w:b/>
+          <w:i/>
+          <w:lang w:val="sv-SE"/>
+        </w:rPr>
+        <w:t xml:space="preserve"> Desa caringin </w:t>
       </w:r>
     </w:p>
     <w:p>
@@ -2943,131 +2834,11 @@
           <w:rFonts w:ascii="Arial" w:hAnsi="Arial" w:cs="Arial"/>
         </w:rPr>
       </w:pPr>
-      <w:proofErr w:type="spellStart"/>
-      <w:r>
-        <w:rPr>
-          <w:rFonts w:ascii="Arial" w:hAnsi="Arial" w:cs="Arial"/>
-        </w:rPr>
-        <w:t>Demikian</w:t>
-      </w:r>
-      <w:proofErr w:type="spellEnd"/>
-      <w:r>
-        <w:rPr>
-          <w:rFonts w:ascii="Arial" w:hAnsi="Arial" w:cs="Arial"/>
-        </w:rPr>
-        <w:t xml:space="preserve"> </w:t>
-      </w:r>
-      <w:proofErr w:type="spellStart"/>
-      <w:r>
-        <w:rPr>
-          <w:rFonts w:ascii="Arial" w:hAnsi="Arial" w:cs="Arial"/>
-        </w:rPr>
-        <w:t>surat</w:t>
-      </w:r>
-      <w:proofErr w:type="spellEnd"/>
-      <w:r>
-        <w:rPr>
-          <w:rFonts w:ascii="Arial" w:hAnsi="Arial" w:cs="Arial"/>
-        </w:rPr>
-        <w:t xml:space="preserve"> </w:t>
-      </w:r>
-      <w:proofErr w:type="spellStart"/>
-      <w:r>
-        <w:rPr>
-          <w:rFonts w:ascii="Arial" w:hAnsi="Arial" w:cs="Arial"/>
-        </w:rPr>
-        <w:t>keterangan</w:t>
-      </w:r>
-      <w:proofErr w:type="spellEnd"/>
-      <w:r>
-        <w:rPr>
-          <w:rFonts w:ascii="Arial" w:hAnsi="Arial" w:cs="Arial"/>
-        </w:rPr>
-        <w:t xml:space="preserve"> </w:t>
-      </w:r>
-      <w:proofErr w:type="spellStart"/>
-      <w:r>
-        <w:rPr>
-          <w:rFonts w:ascii="Arial" w:hAnsi="Arial" w:cs="Arial"/>
-        </w:rPr>
-        <w:t>ini</w:t>
-      </w:r>
-      <w:proofErr w:type="spellEnd"/>
-      <w:r>
-        <w:rPr>
-          <w:rFonts w:ascii="Arial" w:hAnsi="Arial" w:cs="Arial"/>
-        </w:rPr>
-        <w:t xml:space="preserve"> kami </w:t>
-      </w:r>
-      <w:proofErr w:type="spellStart"/>
-      <w:r>
-        <w:rPr>
-          <w:rFonts w:ascii="Arial" w:hAnsi="Arial" w:cs="Arial"/>
-        </w:rPr>
-        <w:t>buat</w:t>
-      </w:r>
-      <w:proofErr w:type="spellEnd"/>
-      <w:r>
-        <w:rPr>
-          <w:rFonts w:ascii="Arial" w:hAnsi="Arial" w:cs="Arial"/>
-        </w:rPr>
-        <w:t xml:space="preserve"> agar </w:t>
-      </w:r>
-      <w:proofErr w:type="spellStart"/>
-      <w:r>
-        <w:rPr>
-          <w:rFonts w:ascii="Arial" w:hAnsi="Arial" w:cs="Arial"/>
-        </w:rPr>
-        <w:t>dapat</w:t>
-      </w:r>
-      <w:proofErr w:type="spellEnd"/>
-      <w:r>
-        <w:rPr>
-          <w:rFonts w:ascii="Arial" w:hAnsi="Arial" w:cs="Arial"/>
-        </w:rPr>
-        <w:t xml:space="preserve"> </w:t>
-      </w:r>
-      <w:proofErr w:type="spellStart"/>
-      <w:r>
-        <w:rPr>
-          <w:rFonts w:ascii="Arial" w:hAnsi="Arial" w:cs="Arial"/>
-        </w:rPr>
-        <w:t>dipergunakan</w:t>
-      </w:r>
-      <w:proofErr w:type="spellEnd"/>
-      <w:r>
-        <w:rPr>
-          <w:rFonts w:ascii="Arial" w:hAnsi="Arial" w:cs="Arial"/>
-        </w:rPr>
-        <w:t xml:space="preserve"> </w:t>
-      </w:r>
-      <w:proofErr w:type="spellStart"/>
-      <w:r>
-        <w:rPr>
-          <w:rFonts w:ascii="Arial" w:hAnsi="Arial" w:cs="Arial"/>
-        </w:rPr>
-        <w:t>sebagaimana</w:t>
-      </w:r>
-      <w:proofErr w:type="spellEnd"/>
-      <w:r>
-        <w:rPr>
-          <w:rFonts w:ascii="Arial" w:hAnsi="Arial" w:cs="Arial"/>
-        </w:rPr>
-        <w:t xml:space="preserve"> </w:t>
-      </w:r>
-      <w:proofErr w:type="spellStart"/>
-      <w:r>
-        <w:rPr>
-          <w:rFonts w:ascii="Arial" w:hAnsi="Arial" w:cs="Arial"/>
-        </w:rPr>
-        <w:t>mestinya</w:t>
-      </w:r>
-      <w:proofErr w:type="spellEnd"/>
-      <w:r>
-        <w:rPr>
-          <w:rFonts w:ascii="Arial" w:hAnsi="Arial" w:cs="Arial"/>
-        </w:rPr>
-        <w:t>.</w:t>
+      <w:r>
+        <w:rPr>
+          <w:rFonts w:ascii="Arial" w:hAnsi="Arial" w:cs="Arial"/>
+        </w:rPr>
+        <w:t>Demikian surat keterangan ini kami buat agar dapat dipergunakan sebagaimana mestinya.</w:t>
       </w:r>
     </w:p>
     <w:tbl>
@@ -3189,7 +2960,7 @@
                 <w:rFonts w:ascii="Arial" w:hAnsi="Arial" w:cs="Arial"/>
                 <w:b/>
               </w:rPr>
-              <w:t xml:space="preserve">23  Mei  2016 </w:t>
+              <w:t xml:space="preserve">${TANGGAL_SEKARANG} </w:t>
             </w:r>
           </w:p>
         </w:tc>
@@ -3238,7 +3009,7 @@
         <w:trPr>
           <w:gridAfter w:val="1"/>
           <w:wAfter w:w="540" w:type="dxa"/>
-          <w:trHeight w:val="5139"/>
+          <w:trHeight w:val="6039"/>
         </w:trPr>
         <w:tc>
           <w:tcPr>
@@ -3266,12 +3037,6 @@
               <w:gridCol w:w="8532"/>
             </w:tblGrid>
             <w:tr>
-              <w:tblPrEx>
-                <w:tblCellMar>
-                  <w:top w:w="0" w:type="dxa"/>
-                  <w:bottom w:w="0" w:type="dxa"/>
-                </w:tblCellMar>
-              </w:tblPrEx>
               <w:tc>
                 <w:tcPr>
                   <w:tcW w:w="1728" w:type="dxa"/>
@@ -3288,9 +3053,9 @@
                     <w:rPr>
                       <w:noProof/>
                     </w:rPr>
-                    <w:pict>
-                      <v:shape id="Picture 4" o:spid="_x0000_s1032" type="#_x0000_t75" alt="Description: index" style="position:absolute;margin-left:16.85pt;margin-top:26.55pt;width:65.4pt;height:80.25pt;z-index:251658752;visibility:visible">
-                        <v:imagedata r:id="rId6" o:title="index"/>
+                    <w:pict w14:anchorId="30092D50">
+                      <v:shape id="Picture 4" o:spid="_x0000_s1032" type="#_x0000_t75" alt="Description: index" style="position:absolute;margin-left:16.85pt;margin-top:26.55pt;width:65.4pt;height:80.25pt;z-index:4;visibility:visible">
+                        <v:imagedata r:id="rId7" o:title="index"/>
                       </v:shape>
                     </w:pict>
                   </w:r>
@@ -3407,27 +3172,7 @@
                       <w:szCs w:val="16"/>
                       <w:lang w:val="en-ID"/>
                     </w:rPr>
-                    <w:t xml:space="preserve">JL.RAYA GEGERBITUNG KM.15 </w:t>
-                  </w:r>
-                  <w:proofErr w:type="spellStart"/>
-                  <w:r>
-                    <w:rPr>
-                      <w:rFonts w:ascii="Arial" w:hAnsi="Arial" w:cs="Arial"/>
-                      <w:sz w:val="16"/>
-                      <w:szCs w:val="16"/>
-                      <w:lang w:val="en-ID"/>
-                    </w:rPr>
-                    <w:t>Tlp</w:t>
-                  </w:r>
-                  <w:proofErr w:type="spellEnd"/>
-                  <w:r>
-                    <w:rPr>
-                      <w:rFonts w:ascii="Arial" w:hAnsi="Arial" w:cs="Arial"/>
-                      <w:sz w:val="16"/>
-                      <w:szCs w:val="16"/>
-                      <w:lang w:val="en-ID"/>
-                    </w:rPr>
-                    <w:t>. (0266) 241912 SUKABUMI 43197</w:t>
+                    <w:t>JL.RAYA GEGERBITUNG KM.15 Tlp. (0266) 241912 SUKABUMI 43197</w:t>
                   </w:r>
                 </w:p>
               </w:tc>
@@ -3435,20 +3180,22 @@
           </w:tbl>
           <w:p>
             <w:pPr>
+              <w:jc w:val="center"/>
               <w:rPr>
                 <w:rFonts w:ascii="Candara" w:hAnsi="Candara"/>
                 <w:b/>
                 <w:sz w:val="28"/>
                 <w:szCs w:val="28"/>
                 <w:u w:val="single"/>
+                <w:lang w:val="en-ID"/>
               </w:rPr>
             </w:pPr>
             <w:r>
               <w:rPr>
                 <w:color w:val="000000"/>
               </w:rPr>
-              <w:pict>
-                <v:line id="Line 3" o:spid="_x0000_s1031" style="position:absolute;z-index:251657728;mso-position-horizontal-relative:text;mso-position-vertical-relative:text" from="-1.6pt,5.4pt" to="474.15pt,5.4pt" strokeweight="3pt"/>
+              <w:pict w14:anchorId="6B1C179F">
+                <v:line id="Line 3" o:spid="_x0000_s1031" style="position:absolute;left:0;text-align:left;z-index:3;mso-position-horizontal-relative:text;mso-position-vertical-relative:text" from="-1.6pt,5.4pt" to="474.15pt,5.4pt" strokeweight="3pt"/>
               </w:pict>
             </w:r>
           </w:p>
@@ -3461,6 +3208,19 @@
                 <w:sz w:val="28"/>
                 <w:szCs w:val="28"/>
                 <w:u w:val="single"/>
+                <w:lang w:val="en-ID"/>
+              </w:rPr>
+            </w:pPr>
+          </w:p>
+          <w:p>
+            <w:pPr>
+              <w:jc w:val="center"/>
+              <w:rPr>
+                <w:rFonts w:ascii="Arial" w:hAnsi="Arial" w:cs="Arial"/>
+                <w:b/>
+                <w:sz w:val="28"/>
+                <w:szCs w:val="28"/>
+                <w:u w:val="single"/>
               </w:rPr>
             </w:pPr>
           </w:p>
@@ -3495,23 +3255,13 @@
                 <w:b/>
               </w:rPr>
             </w:pPr>
-            <w:proofErr w:type="spellStart"/>
             <w:r>
               <w:rPr>
                 <w:rFonts w:ascii="Arial" w:hAnsi="Arial" w:cs="Arial"/>
                 <w:b/>
                 <w:lang w:val="en-ID"/>
               </w:rPr>
-              <w:t>Nomor</w:t>
-            </w:r>
-            <w:proofErr w:type="spellEnd"/>
-            <w:r>
-              <w:rPr>
-                <w:rFonts w:ascii="Arial" w:hAnsi="Arial" w:cs="Arial"/>
-                <w:b/>
-                <w:lang w:val="en-ID"/>
-              </w:rPr>
-              <w:t xml:space="preserve">: 478.1/ </w:t>
+              <w:t xml:space="preserve">Nomor: ${NOMOR_SURAT} </w:t>
             </w:r>
             <w:r>
               <w:rPr>
@@ -3533,22 +3283,29 @@
                 <w:rFonts w:ascii="Arial" w:hAnsi="Arial" w:cs="Arial"/>
                 <w:b/>
               </w:rPr>
-              <w:t xml:space="preserve">V / </w:t>
+              <w:t>III</w:t>
             </w:r>
             <w:r>
               <w:rPr>
                 <w:rFonts w:ascii="Arial" w:hAnsi="Arial" w:cs="Arial"/>
                 <w:b/>
-                <w:lang w:val="en-ID"/>
-              </w:rPr>
-              <w:t>201</w:t>
+              </w:rPr>
+              <w:t xml:space="preserve"> / </w:t>
             </w:r>
             <w:r>
               <w:rPr>
                 <w:rFonts w:ascii="Arial" w:hAnsi="Arial" w:cs="Arial"/>
                 <w:b/>
-              </w:rPr>
-              <w:t>7</w:t>
+                <w:lang w:val="en-ID"/>
+              </w:rPr>
+              <w:t>20</w:t>
+            </w:r>
+            <w:r>
+              <w:rPr>
+                <w:rFonts w:ascii="Arial" w:hAnsi="Arial" w:cs="Arial"/>
+                <w:b/>
+              </w:rPr>
+              <w:t>20</w:t>
             </w:r>
           </w:p>
           <w:p>
@@ -3598,217 +3355,15 @@
             <w:r>
               <w:rPr>
                 <w:rFonts w:ascii="Arial" w:hAnsi="Arial" w:cs="Arial"/>
+              </w:rPr>
+              <w:t xml:space="preserve">                     </w:t>
+            </w:r>
+            <w:r>
+              <w:rPr>
+                <w:rFonts w:ascii="Arial" w:hAnsi="Arial" w:cs="Arial"/>
                 <w:lang w:val="en-ID"/>
               </w:rPr>
-              <w:t xml:space="preserve">Yang </w:t>
-            </w:r>
-            <w:proofErr w:type="spellStart"/>
-            <w:r>
-              <w:rPr>
-                <w:rFonts w:ascii="Arial" w:hAnsi="Arial" w:cs="Arial"/>
-                <w:lang w:val="en-ID"/>
-              </w:rPr>
-              <w:t>bertanda</w:t>
-            </w:r>
-            <w:proofErr w:type="spellEnd"/>
-            <w:r>
-              <w:rPr>
-                <w:rFonts w:ascii="Arial" w:hAnsi="Arial" w:cs="Arial"/>
-                <w:lang w:val="en-ID"/>
-              </w:rPr>
-              <w:t xml:space="preserve"> </w:t>
-            </w:r>
-            <w:proofErr w:type="spellStart"/>
-            <w:r>
-              <w:rPr>
-                <w:rFonts w:ascii="Arial" w:hAnsi="Arial" w:cs="Arial"/>
-                <w:lang w:val="en-ID"/>
-              </w:rPr>
-              <w:t>tangan</w:t>
-            </w:r>
-            <w:proofErr w:type="spellEnd"/>
-            <w:r>
-              <w:rPr>
-                <w:rFonts w:ascii="Arial" w:hAnsi="Arial" w:cs="Arial"/>
-                <w:lang w:val="en-ID"/>
-              </w:rPr>
-              <w:t xml:space="preserve"> </w:t>
-            </w:r>
-            <w:proofErr w:type="spellStart"/>
-            <w:r>
-              <w:rPr>
-                <w:rFonts w:ascii="Arial" w:hAnsi="Arial" w:cs="Arial"/>
-                <w:lang w:val="en-ID"/>
-              </w:rPr>
-              <w:t>dibawah</w:t>
-            </w:r>
-            <w:proofErr w:type="spellEnd"/>
-            <w:r>
-              <w:rPr>
-                <w:rFonts w:ascii="Arial" w:hAnsi="Arial" w:cs="Arial"/>
-                <w:lang w:val="en-ID"/>
-              </w:rPr>
-              <w:t xml:space="preserve"> </w:t>
-            </w:r>
-            <w:proofErr w:type="spellStart"/>
-            <w:r>
-              <w:rPr>
-                <w:rFonts w:ascii="Arial" w:hAnsi="Arial" w:cs="Arial"/>
-                <w:lang w:val="en-ID"/>
-              </w:rPr>
-              <w:t>ini</w:t>
-            </w:r>
-            <w:proofErr w:type="spellEnd"/>
-            <w:r>
-              <w:rPr>
-                <w:rFonts w:ascii="Arial" w:hAnsi="Arial" w:cs="Arial"/>
-                <w:lang w:val="en-ID"/>
-              </w:rPr>
-              <w:t xml:space="preserve">, </w:t>
-            </w:r>
-            <w:proofErr w:type="spellStart"/>
-            <w:r>
-              <w:rPr>
-                <w:rFonts w:ascii="Arial" w:hAnsi="Arial" w:cs="Arial"/>
-                <w:lang w:val="en-ID"/>
-              </w:rPr>
-              <w:t>Kepala</w:t>
-            </w:r>
-            <w:proofErr w:type="spellEnd"/>
-            <w:r>
-              <w:rPr>
-                <w:rFonts w:ascii="Arial" w:hAnsi="Arial" w:cs="Arial"/>
-                <w:lang w:val="en-ID"/>
-              </w:rPr>
-              <w:t xml:space="preserve"> </w:t>
-            </w:r>
-            <w:proofErr w:type="spellStart"/>
-            <w:r>
-              <w:rPr>
-                <w:rFonts w:ascii="Arial" w:hAnsi="Arial" w:cs="Arial"/>
-                <w:lang w:val="en-ID"/>
-              </w:rPr>
-              <w:t>Desa</w:t>
-            </w:r>
-            <w:proofErr w:type="spellEnd"/>
-            <w:r>
-              <w:rPr>
-                <w:rFonts w:ascii="Arial" w:hAnsi="Arial" w:cs="Arial"/>
-                <w:lang w:val="en-ID"/>
-              </w:rPr>
-              <w:t xml:space="preserve"> </w:t>
-            </w:r>
-            <w:proofErr w:type="spellStart"/>
-            <w:r>
-              <w:rPr>
-                <w:rFonts w:ascii="Arial" w:hAnsi="Arial" w:cs="Arial"/>
-                <w:lang w:val="en-ID"/>
-              </w:rPr>
-              <w:t>Caringin</w:t>
-            </w:r>
-            <w:proofErr w:type="spellEnd"/>
-            <w:r>
-              <w:rPr>
-                <w:rFonts w:ascii="Arial" w:hAnsi="Arial" w:cs="Arial"/>
-                <w:lang w:val="en-ID"/>
-              </w:rPr>
-              <w:t xml:space="preserve"> </w:t>
-            </w:r>
-            <w:proofErr w:type="spellStart"/>
-            <w:r>
-              <w:rPr>
-                <w:rFonts w:ascii="Arial" w:hAnsi="Arial" w:cs="Arial"/>
-                <w:lang w:val="en-ID"/>
-              </w:rPr>
-              <w:t>Kecamatan</w:t>
-            </w:r>
-            <w:proofErr w:type="spellEnd"/>
-            <w:r>
-              <w:rPr>
-                <w:rFonts w:ascii="Arial" w:hAnsi="Arial" w:cs="Arial"/>
-                <w:lang w:val="en-ID"/>
-              </w:rPr>
-              <w:t xml:space="preserve"> </w:t>
-            </w:r>
-            <w:proofErr w:type="spellStart"/>
-            <w:r>
-              <w:rPr>
-                <w:rFonts w:ascii="Arial" w:hAnsi="Arial" w:cs="Arial"/>
-                <w:lang w:val="en-ID"/>
-              </w:rPr>
-              <w:t>Gegerbitung</w:t>
-            </w:r>
-            <w:proofErr w:type="spellEnd"/>
-            <w:r>
-              <w:rPr>
-                <w:rFonts w:ascii="Arial" w:hAnsi="Arial" w:cs="Arial"/>
-                <w:lang w:val="en-ID"/>
-              </w:rPr>
-              <w:t xml:space="preserve"> </w:t>
-            </w:r>
-            <w:proofErr w:type="spellStart"/>
-            <w:r>
-              <w:rPr>
-                <w:rFonts w:ascii="Arial" w:hAnsi="Arial" w:cs="Arial"/>
-                <w:lang w:val="en-ID"/>
-              </w:rPr>
-              <w:t>Kabupaten</w:t>
-            </w:r>
-            <w:proofErr w:type="spellEnd"/>
-            <w:r>
-              <w:rPr>
-                <w:rFonts w:ascii="Arial" w:hAnsi="Arial" w:cs="Arial"/>
-                <w:lang w:val="en-ID"/>
-              </w:rPr>
-              <w:t xml:space="preserve"> </w:t>
-            </w:r>
-            <w:proofErr w:type="spellStart"/>
-            <w:r>
-              <w:rPr>
-                <w:rFonts w:ascii="Arial" w:hAnsi="Arial" w:cs="Arial"/>
-                <w:lang w:val="en-ID"/>
-              </w:rPr>
-              <w:t>Sukabumi</w:t>
-            </w:r>
-            <w:proofErr w:type="spellEnd"/>
-            <w:r>
-              <w:rPr>
-                <w:rFonts w:ascii="Arial" w:hAnsi="Arial" w:cs="Arial"/>
-                <w:lang w:val="en-ID"/>
-              </w:rPr>
-              <w:t xml:space="preserve"> </w:t>
-            </w:r>
-            <w:proofErr w:type="spellStart"/>
-            <w:r>
-              <w:rPr>
-                <w:rFonts w:ascii="Arial" w:hAnsi="Arial" w:cs="Arial"/>
-                <w:lang w:val="en-ID"/>
-              </w:rPr>
-              <w:t>menerangkan</w:t>
-            </w:r>
-            <w:proofErr w:type="spellEnd"/>
-            <w:r>
-              <w:rPr>
-                <w:rFonts w:ascii="Arial" w:hAnsi="Arial" w:cs="Arial"/>
-                <w:lang w:val="en-ID"/>
-              </w:rPr>
-              <w:t xml:space="preserve"> </w:t>
-            </w:r>
-            <w:proofErr w:type="spellStart"/>
-            <w:r>
-              <w:rPr>
-                <w:rFonts w:ascii="Arial" w:hAnsi="Arial" w:cs="Arial"/>
-                <w:lang w:val="en-ID"/>
-              </w:rPr>
-              <w:t>bahwa</w:t>
-            </w:r>
-            <w:proofErr w:type="spellEnd"/>
-            <w:r>
-              <w:rPr>
-                <w:rFonts w:ascii="Arial" w:hAnsi="Arial" w:cs="Arial"/>
-                <w:lang w:val="en-ID"/>
-              </w:rPr>
-              <w:t>:</w:t>
+              <w:t>Yang bertanda tangan dibawah ini, Kepala Desa Caringin Kecamatan Gegerbitung Kabupaten Sukabumi menerangkan bahwa:</w:t>
             </w:r>
           </w:p>
         </w:tc>
@@ -3817,483 +3372,832 @@
     <w:p>
       <w:pPr>
         <w:spacing w:line="360" w:lineRule="auto"/>
-        <w:jc w:val="both"/>
+        <w:ind w:left="684" w:firstLine="720"/>
+        <w:jc w:val="both"/>
+        <w:rPr>
+          <w:rFonts w:ascii="Arial" w:hAnsi="Arial" w:cs="Arial"/>
+          <w:b/>
+          <w:lang w:val="fi-FI"/>
+        </w:rPr>
+      </w:pPr>
+      <w:r>
+        <w:rPr>
+          <w:rFonts w:ascii="Arial" w:hAnsi="Arial" w:cs="Arial"/>
+          <w:lang w:val="fi-FI"/>
+        </w:rPr>
+        <w:t>Nama</w:t>
+      </w:r>
+      <w:r>
+        <w:rPr>
+          <w:rFonts w:ascii="Arial" w:hAnsi="Arial" w:cs="Arial"/>
+          <w:lang w:val="fi-FI"/>
+        </w:rPr>
+        <w:tab/>
+      </w:r>
+      <w:r>
+        <w:rPr>
+          <w:rFonts w:ascii="Arial" w:hAnsi="Arial" w:cs="Arial"/>
+          <w:lang w:val="fi-FI"/>
+        </w:rPr>
+        <w:t xml:space="preserve"> </w:t>
+      </w:r>
+      <w:r>
+        <w:rPr>
+          <w:rFonts w:ascii="Arial" w:hAnsi="Arial" w:cs="Arial"/>
+          <w:lang w:val="fi-FI"/>
+        </w:rPr>
+        <w:tab/>
+      </w:r>
+      <w:r>
+        <w:rPr>
+          <w:rFonts w:ascii="Arial" w:hAnsi="Arial" w:cs="Arial"/>
+          <w:lang w:val="fi-FI"/>
+        </w:rPr>
+        <w:tab/>
+      </w:r>
+      <w:r>
+        <w:rPr>
+          <w:rFonts w:ascii="Arial" w:hAnsi="Arial" w:cs="Arial"/>
+          <w:b/>
+          <w:lang w:val="fi-FI"/>
+        </w:rPr>
+        <w:t xml:space="preserve">: </w:t>
+      </w:r>
+      <w:r>
+        <w:rPr>
+          <w:rFonts w:ascii="Arial" w:hAnsi="Arial" w:cs="Arial"/>
+          <w:b/>
+        </w:rPr>
+        <w:t>${NAMA_LENGKAP}</w:t>
+      </w:r>
+      <w:r>
+        <w:rPr>
+          <w:rFonts w:ascii="Arial" w:hAnsi="Arial" w:cs="Arial"/>
+          <w:b/>
+        </w:rPr>
+        <w:t xml:space="preserve"> </w:t>
+      </w:r>
+    </w:p>
+    <w:p>
+      <w:pPr>
+        <w:spacing w:line="360" w:lineRule="auto"/>
+        <w:ind w:left="684" w:firstLine="720"/>
+        <w:jc w:val="both"/>
+        <w:rPr>
+          <w:rFonts w:ascii="Arial" w:hAnsi="Arial" w:cs="Arial"/>
+        </w:rPr>
+      </w:pPr>
+      <w:r>
+        <w:rPr>
+          <w:rFonts w:ascii="Arial" w:hAnsi="Arial" w:cs="Arial"/>
+          <w:lang w:val="fi-FI"/>
+        </w:rPr>
+        <w:t>No NIK</w:t>
+      </w:r>
+      <w:r>
+        <w:rPr>
+          <w:rFonts w:ascii="Arial" w:hAnsi="Arial" w:cs="Arial"/>
+          <w:b/>
+          <w:lang w:val="fi-FI"/>
+        </w:rPr>
+        <w:t xml:space="preserve"> </w:t>
+      </w:r>
+      <w:r>
+        <w:rPr>
+          <w:rFonts w:ascii="Arial" w:hAnsi="Arial" w:cs="Arial"/>
+          <w:b/>
+          <w:lang w:val="fi-FI"/>
+        </w:rPr>
+        <w:tab/>
+      </w:r>
+      <w:r>
+        <w:rPr>
+          <w:rFonts w:ascii="Arial" w:hAnsi="Arial" w:cs="Arial"/>
+          <w:b/>
+          <w:lang w:val="fi-FI"/>
+        </w:rPr>
+        <w:tab/>
+        <w:t xml:space="preserve">: </w:t>
+      </w:r>
+      <w:r>
+        <w:rPr>
+          <w:rFonts w:ascii="Arial" w:hAnsi="Arial" w:cs="Arial"/>
+        </w:rPr>
+        <w:t>${NIK}</w:t>
+      </w:r>
+      <w:r>
+        <w:rPr>
+          <w:rFonts w:ascii="Arial" w:hAnsi="Arial" w:cs="Arial"/>
+        </w:rPr>
+        <w:tab/>
+      </w:r>
+    </w:p>
+    <w:p>
+      <w:pPr>
+        <w:spacing w:line="360" w:lineRule="auto"/>
+        <w:ind w:left="684" w:firstLine="720"/>
+        <w:jc w:val="both"/>
+        <w:rPr>
+          <w:rFonts w:ascii="Arial" w:hAnsi="Arial" w:cs="Arial"/>
+          <w:b/>
+          <w:lang w:val="fi-FI"/>
+        </w:rPr>
+      </w:pPr>
+      <w:r>
+        <w:rPr>
+          <w:rFonts w:ascii="Arial" w:hAnsi="Arial" w:cs="Arial"/>
+          <w:lang w:val="fi-FI"/>
+        </w:rPr>
+        <w:tab/>
+        <w:t>Jenis Kelamin</w:t>
+      </w:r>
+      <w:r>
+        <w:rPr>
+          <w:rFonts w:ascii="Arial" w:hAnsi="Arial" w:cs="Arial"/>
+          <w:lang w:val="fi-FI"/>
+        </w:rPr>
+        <w:tab/>
+      </w:r>
+      <w:r>
+        <w:rPr>
+          <w:rFonts w:ascii="Arial" w:hAnsi="Arial" w:cs="Arial"/>
+          <w:b/>
+          <w:lang w:val="fi-FI"/>
+        </w:rPr>
+        <w:t xml:space="preserve">: </w:t>
+      </w:r>
+      <w:r>
+        <w:rPr>
+          <w:rFonts w:ascii="Arial" w:hAnsi="Arial" w:cs="Arial"/>
+          <w:b/>
+        </w:rPr>
+        <w:t>${JENIS_KELAMIN}</w:t>
+      </w:r>
+      <w:r>
+        <w:rPr>
+          <w:rFonts w:ascii="Arial" w:hAnsi="Arial" w:cs="Arial"/>
+          <w:b/>
+          <w:lang w:val="fi-FI"/>
+        </w:rPr>
+        <w:t xml:space="preserve"> </w:t>
+      </w:r>
+    </w:p>
+    <w:p>
+      <w:pPr>
+        <w:spacing w:line="360" w:lineRule="auto"/>
+        <w:ind w:left="684" w:firstLine="720"/>
+        <w:jc w:val="both"/>
+        <w:rPr>
+          <w:rFonts w:ascii="Arial" w:hAnsi="Arial" w:cs="Arial"/>
+          <w:b/>
+          <w:i/>
+          <w:lang w:val="fi-FI"/>
+        </w:rPr>
+      </w:pPr>
+      <w:r>
+        <w:rPr>
+          <w:rFonts w:ascii="Arial" w:hAnsi="Arial" w:cs="Arial"/>
+          <w:b/>
+          <w:lang w:val="fi-FI"/>
+        </w:rPr>
+        <w:tab/>
+      </w:r>
+      <w:r>
+        <w:rPr>
+          <w:rFonts w:ascii="Arial" w:hAnsi="Arial" w:cs="Arial"/>
+          <w:lang w:val="fi-FI"/>
+        </w:rPr>
+        <w:t>Tempat/Tgl Lahir</w:t>
+      </w:r>
+      <w:r>
+        <w:rPr>
+          <w:rFonts w:ascii="Arial" w:hAnsi="Arial" w:cs="Arial"/>
+          <w:b/>
+          <w:lang w:val="fi-FI"/>
+        </w:rPr>
+        <w:tab/>
+        <w:t xml:space="preserve">: </w:t>
+      </w:r>
+      <w:r>
+        <w:rPr>
+          <w:rFonts w:ascii="Arial" w:hAnsi="Arial" w:cs="Arial"/>
+          <w:b/>
+          <w:lang w:val="fi-FI"/>
+        </w:rPr>
+        <w:t>${TTL}</w:t>
+      </w:r>
+    </w:p>
+    <w:p>
+      <w:pPr>
+        <w:spacing w:line="360" w:lineRule="auto"/>
+        <w:ind w:left="684" w:firstLine="720"/>
+        <w:jc w:val="both"/>
+        <w:rPr>
+          <w:rFonts w:ascii="Arial" w:hAnsi="Arial" w:cs="Arial"/>
+          <w:b/>
+          <w:lang w:val="sv-SE"/>
+        </w:rPr>
+      </w:pPr>
+      <w:r>
+        <w:rPr>
+          <w:rFonts w:ascii="Arial" w:hAnsi="Arial" w:cs="Arial"/>
+          <w:lang w:val="sv-SE"/>
+        </w:rPr>
+        <w:t>Kewarganegaraan</w:t>
+      </w:r>
+      <w:r>
+        <w:rPr>
+          <w:rFonts w:ascii="Arial" w:hAnsi="Arial" w:cs="Arial"/>
+          <w:lang w:val="sv-SE"/>
+        </w:rPr>
+        <w:tab/>
+      </w:r>
+      <w:r>
+        <w:rPr>
+          <w:rFonts w:ascii="Arial" w:hAnsi="Arial" w:cs="Arial"/>
+          <w:b/>
+          <w:lang w:val="sv-SE"/>
+        </w:rPr>
+        <w:t>: INDONESIA</w:t>
+      </w:r>
+      <w:r>
+        <w:rPr>
+          <w:rFonts w:ascii="Arial" w:hAnsi="Arial" w:cs="Arial"/>
+          <w:b/>
+          <w:lang w:val="sv-SE"/>
+        </w:rPr>
+        <w:tab/>
+      </w:r>
+    </w:p>
+    <w:p>
+      <w:pPr>
+        <w:spacing w:line="360" w:lineRule="auto"/>
+        <w:ind w:left="684" w:firstLine="720"/>
+        <w:jc w:val="both"/>
+        <w:rPr>
+          <w:rFonts w:ascii="Arial" w:hAnsi="Arial" w:cs="Arial"/>
+          <w:b/>
+          <w:lang w:val="sv-SE"/>
+        </w:rPr>
+      </w:pPr>
+      <w:r>
+        <w:rPr>
+          <w:rFonts w:ascii="Arial" w:hAnsi="Arial" w:cs="Arial"/>
+          <w:lang w:val="sv-SE"/>
+        </w:rPr>
+        <w:tab/>
+        <w:t>Status Perkawinan</w:t>
+      </w:r>
+      <w:r>
+        <w:rPr>
+          <w:rFonts w:ascii="Arial" w:hAnsi="Arial" w:cs="Arial"/>
+          <w:b/>
+          <w:lang w:val="sv-SE"/>
+        </w:rPr>
+        <w:tab/>
+        <w:t xml:space="preserve">: </w:t>
+      </w:r>
+      <w:r>
+        <w:rPr>
+          <w:rFonts w:ascii="Arial" w:hAnsi="Arial" w:cs="Arial"/>
+          <w:b/>
+        </w:rPr>
+        <w:t>${STATUS_PERKAWINAN}</w:t>
+      </w:r>
+      <w:r>
+        <w:rPr>
+          <w:rFonts w:ascii="Arial" w:hAnsi="Arial" w:cs="Arial"/>
+          <w:b/>
+          <w:lang w:val="sv-SE"/>
+        </w:rPr>
+        <w:t xml:space="preserve"> </w:t>
+      </w:r>
+    </w:p>
+    <w:p>
+      <w:pPr>
+        <w:spacing w:line="360" w:lineRule="auto"/>
+        <w:ind w:left="684" w:firstLine="720"/>
+        <w:jc w:val="both"/>
+        <w:rPr>
+          <w:rFonts w:ascii="Arial" w:hAnsi="Arial" w:cs="Arial"/>
+          <w:b/>
+          <w:lang w:val="sv-SE"/>
+        </w:rPr>
+      </w:pPr>
+      <w:r>
+        <w:rPr>
+          <w:rFonts w:ascii="Arial" w:hAnsi="Arial" w:cs="Arial"/>
+          <w:lang w:val="sv-SE"/>
+        </w:rPr>
+        <w:tab/>
+        <w:t>Agama</w:t>
+      </w:r>
+      <w:r>
+        <w:rPr>
+          <w:rFonts w:ascii="Arial" w:hAnsi="Arial" w:cs="Arial"/>
+          <w:lang w:val="sv-SE"/>
+        </w:rPr>
+        <w:tab/>
+      </w:r>
+      <w:r>
+        <w:rPr>
+          <w:rFonts w:ascii="Arial" w:hAnsi="Arial" w:cs="Arial"/>
+          <w:lang w:val="sv-SE"/>
+        </w:rPr>
+        <w:tab/>
+      </w:r>
+      <w:r>
+        <w:rPr>
+          <w:rFonts w:ascii="Arial" w:hAnsi="Arial" w:cs="Arial"/>
+          <w:b/>
+          <w:lang w:val="sv-SE"/>
+        </w:rPr>
+        <w:t xml:space="preserve">: </w:t>
+      </w:r>
+      <w:r>
+        <w:rPr>
+          <w:rFonts w:ascii="Arial" w:hAnsi="Arial" w:cs="Arial"/>
+          <w:b/>
+        </w:rPr>
+        <w:t>${AGAMA}</w:t>
+      </w:r>
+    </w:p>
+    <w:p>
+      <w:pPr>
+        <w:spacing w:line="360" w:lineRule="auto"/>
+        <w:ind w:left="684" w:firstLine="720"/>
+        <w:jc w:val="both"/>
+        <w:rPr>
+          <w:rFonts w:ascii="Arial" w:hAnsi="Arial" w:cs="Arial"/>
+          <w:b/>
+          <w:lang w:val="sv-SE"/>
+        </w:rPr>
+      </w:pPr>
+      <w:r>
+        <w:rPr>
+          <w:rFonts w:ascii="Arial" w:hAnsi="Arial" w:cs="Arial"/>
+          <w:lang w:val="sv-SE"/>
+        </w:rPr>
+        <w:tab/>
+        <w:t>Pekerjaan</w:t>
+      </w:r>
+      <w:r>
+        <w:rPr>
+          <w:rFonts w:ascii="Arial" w:hAnsi="Arial" w:cs="Arial"/>
+          <w:lang w:val="sv-SE"/>
+        </w:rPr>
+        <w:tab/>
+      </w:r>
+      <w:r>
+        <w:rPr>
+          <w:rFonts w:ascii="Arial" w:hAnsi="Arial" w:cs="Arial"/>
+          <w:lang w:val="sv-SE"/>
+        </w:rPr>
+        <w:tab/>
+      </w:r>
+      <w:r>
+        <w:rPr>
+          <w:rFonts w:ascii="Arial" w:hAnsi="Arial" w:cs="Arial"/>
+          <w:b/>
+          <w:lang w:val="sv-SE"/>
+        </w:rPr>
+        <w:t xml:space="preserve">: </w:t>
+      </w:r>
+      <w:r>
+        <w:rPr>
+          <w:rFonts w:ascii="Arial" w:hAnsi="Arial" w:cs="Arial"/>
+          <w:b/>
+        </w:rPr>
+        <w:t>${PEKERJAAN}</w:t>
+      </w:r>
+    </w:p>
+    <w:p>
+      <w:pPr>
+        <w:spacing w:line="360" w:lineRule="auto"/>
+        <w:ind w:left="684" w:firstLine="720"/>
+        <w:jc w:val="both"/>
+        <w:rPr>
+          <w:rFonts w:ascii="Arial" w:hAnsi="Arial" w:cs="Arial"/>
+          <w:b/>
+          <w:color w:val="000000"/>
+        </w:rPr>
+      </w:pPr>
+      <w:r>
+        <w:rPr>
+          <w:rFonts w:ascii="Arial" w:hAnsi="Arial" w:cs="Arial"/>
+          <w:lang w:val="sv-SE"/>
+        </w:rPr>
+        <w:t>Alamat</w:t>
+      </w:r>
+      <w:r>
+        <w:rPr>
+          <w:rFonts w:ascii="Arial" w:hAnsi="Arial" w:cs="Arial"/>
+          <w:b/>
+          <w:lang w:val="sv-SE"/>
+        </w:rPr>
+        <w:tab/>
+      </w:r>
+      <w:r>
+        <w:rPr>
+          <w:rFonts w:ascii="Arial" w:hAnsi="Arial" w:cs="Arial"/>
+          <w:b/>
+          <w:lang w:val="sv-SE"/>
+        </w:rPr>
+        <w:tab/>
+      </w:r>
+      <w:r>
+        <w:rPr>
+          <w:rFonts w:ascii="Arial" w:hAnsi="Arial" w:cs="Arial"/>
+          <w:b/>
+          <w:lang w:val="sv-SE"/>
+        </w:rPr>
+        <w:tab/>
+        <w:t xml:space="preserve">: </w:t>
+      </w:r>
+      <w:r>
+        <w:rPr>
+          <w:rFonts w:ascii="Arial" w:hAnsi="Arial" w:cs="Arial"/>
+          <w:b/>
+          <w:bCs/>
+        </w:rPr>
+        <w:t>${ALAMAT} ${RT} ${RW}</w:t>
+      </w:r>
+      <w:r>
+        <w:rPr>
+          <w:rFonts w:ascii="Arial" w:hAnsi="Arial" w:cs="Arial"/>
+          <w:b/>
+          <w:color w:val="000000"/>
+        </w:rPr>
+        <w:t xml:space="preserve"> </w:t>
+      </w:r>
+      <w:r>
+        <w:rPr>
+          <w:rFonts w:ascii="Arial" w:hAnsi="Arial" w:cs="Arial"/>
+          <w:b/>
+          <w:color w:val="000000"/>
+        </w:rPr>
+        <w:t>Desa Caringin</w:t>
+      </w:r>
+    </w:p>
+    <w:p>
+      <w:pPr>
+        <w:spacing w:line="360" w:lineRule="auto"/>
+        <w:ind w:left="684" w:firstLine="720"/>
+        <w:jc w:val="both"/>
+        <w:rPr>
+          <w:rFonts w:ascii="Arial" w:hAnsi="Arial" w:cs="Arial"/>
+          <w:b/>
+          <w:color w:val="000000"/>
+          <w:lang w:val="sv-SE"/>
+        </w:rPr>
+      </w:pPr>
+      <w:r>
+        <w:rPr>
+          <w:rFonts w:ascii="Arial" w:hAnsi="Arial" w:cs="Arial"/>
+          <w:color w:val="000000"/>
+        </w:rPr>
+        <w:t xml:space="preserve">  </w:t>
+      </w:r>
+      <w:r>
+        <w:rPr>
+          <w:rFonts w:ascii="Arial" w:hAnsi="Arial" w:cs="Arial"/>
+          <w:color w:val="000000"/>
+        </w:rPr>
+        <w:tab/>
+      </w:r>
+      <w:r>
+        <w:rPr>
+          <w:rFonts w:ascii="Arial" w:hAnsi="Arial" w:cs="Arial"/>
+          <w:color w:val="000000"/>
+        </w:rPr>
+        <w:tab/>
+        <w:t xml:space="preserve">             </w:t>
+      </w:r>
+      <w:r>
+        <w:rPr>
+          <w:rFonts w:ascii="Arial" w:hAnsi="Arial" w:cs="Arial"/>
+          <w:b/>
+          <w:color w:val="000000"/>
+          <w:lang w:val="sv-SE"/>
+        </w:rPr>
+        <w:t>Kecamatan Gegerbitung Kabupaten Sukabumi.</w:t>
+      </w:r>
+    </w:p>
+    <w:p>
+      <w:pPr>
+        <w:spacing w:line="360" w:lineRule="auto"/>
+        <w:ind w:left="684" w:firstLine="720"/>
+        <w:jc w:val="both"/>
+        <w:rPr>
+          <w:rFonts w:ascii="Arial" w:hAnsi="Arial" w:cs="Arial"/>
+          <w:b/>
+          <w:lang w:val="sv-SE"/>
+        </w:rPr>
+      </w:pPr>
+    </w:p>
+    <w:p>
+      <w:pPr>
+        <w:spacing w:line="360" w:lineRule="auto"/>
+        <w:ind w:left="684" w:firstLine="720"/>
+        <w:jc w:val="both"/>
+        <w:rPr>
+          <w:rFonts w:ascii="Arial" w:hAnsi="Arial" w:cs="Arial"/>
+          <w:b/>
+          <w:i/>
+          <w:lang w:val="sv-SE"/>
+        </w:rPr>
+      </w:pPr>
+      <w:r>
+        <w:rPr>
+          <w:rFonts w:ascii="Arial" w:hAnsi="Arial" w:cs="Arial"/>
+          <w:b/>
+          <w:i/>
+          <w:lang w:val="sv-SE"/>
+        </w:rPr>
+        <w:t xml:space="preserve">Nama tersebut diatas adalah benar warga masyarakat yang berdomisili tinggal diwilayah Desa  kami dan </w:t>
+      </w:r>
+      <w:r>
+        <w:rPr>
+          <w:rFonts w:ascii="Arial" w:hAnsi="Arial" w:cs="Arial"/>
+          <w:b/>
+          <w:i/>
+          <w:lang w:val="sv-SE"/>
+        </w:rPr>
+        <w:t>E-KTP yang bersangkutan sedang dalam proses pembuatan di Kantor Dinas Kependudukan dan Catatan Sipil.</w:t>
+      </w:r>
+    </w:p>
+    <w:p>
+      <w:pPr>
+        <w:spacing w:line="360" w:lineRule="auto"/>
+        <w:ind w:left="720" w:firstLine="684"/>
+        <w:jc w:val="both"/>
+        <w:rPr>
+          <w:rFonts w:ascii="Arial" w:hAnsi="Arial" w:cs="Arial"/>
+          <w:lang w:val="sv-SE"/>
+        </w:rPr>
+      </w:pPr>
+      <w:r>
+        <w:rPr>
+          <w:rFonts w:ascii="Arial" w:hAnsi="Arial" w:cs="Arial"/>
+        </w:rPr>
+        <w:t>Demikian surat keterangan ini kami buat agar dapat di</w:t>
+      </w:r>
+      <w:r>
+        <w:rPr>
+          <w:rFonts w:ascii="Arial" w:hAnsi="Arial" w:cs="Arial"/>
+        </w:rPr>
+        <w:t>pergunakan sebagaimana mestinya.</w:t>
+      </w:r>
+    </w:p>
+    <w:p>
+      <w:pPr>
+        <w:spacing w:line="360" w:lineRule="auto"/>
+        <w:rPr>
+          <w:rFonts w:ascii="Arial" w:hAnsi="Arial" w:cs="Arial"/>
+          <w:lang w:val="sv-SE"/>
+        </w:rPr>
+      </w:pPr>
+      <w:r>
         <w:rPr>
           <w:rFonts w:ascii="Constantia" w:hAnsi="Constantia"/>
-          <w:u w:val="single"/>
-          <w:lang w:val="sv-SE"/>
-        </w:rPr>
-      </w:pPr>
-    </w:p>
-    <w:p>
-      <w:pPr>
-        <w:spacing w:line="360" w:lineRule="auto"/>
-        <w:ind w:left="684" w:firstLine="720"/>
-        <w:jc w:val="both"/>
-        <w:rPr>
-          <w:rFonts w:ascii="Arial" w:hAnsi="Arial" w:cs="Arial"/>
-          <w:b/>
-          <w:lang w:val="fi-FI"/>
-        </w:rPr>
-      </w:pPr>
-      <w:r>
-        <w:rPr>
-          <w:rFonts w:ascii="Arial" w:hAnsi="Arial" w:cs="Arial"/>
-          <w:lang w:val="fi-FI"/>
-        </w:rPr>
-        <w:t>Nama</w:t>
-      </w:r>
-      <w:r>
-        <w:rPr>
-          <w:rFonts w:ascii="Arial" w:hAnsi="Arial" w:cs="Arial"/>
-          <w:lang w:val="fi-FI"/>
-        </w:rPr>
-        <w:tab/>
-      </w:r>
-      <w:r>
-        <w:rPr>
-          <w:rFonts w:ascii="Arial" w:hAnsi="Arial" w:cs="Arial"/>
-          <w:lang w:val="fi-FI"/>
-        </w:rPr>
-        <w:t xml:space="preserve"> </w:t>
-      </w:r>
-      <w:r>
-        <w:rPr>
-          <w:rFonts w:ascii="Arial" w:hAnsi="Arial" w:cs="Arial"/>
-          <w:lang w:val="fi-FI"/>
-        </w:rPr>
-        <w:tab/>
-      </w:r>
-      <w:r>
-        <w:rPr>
-          <w:rFonts w:ascii="Arial" w:hAnsi="Arial" w:cs="Arial"/>
-          <w:lang w:val="fi-FI"/>
-        </w:rPr>
-        <w:tab/>
-      </w:r>
-      <w:r>
-        <w:rPr>
-          <w:rFonts w:ascii="Arial" w:hAnsi="Arial" w:cs="Arial"/>
-          <w:b/>
-          <w:lang w:val="fi-FI"/>
-        </w:rPr>
-        <w:t xml:space="preserve">: </w:t>
-      </w:r>
-      <w:r>
-        <w:rPr>
-          <w:rFonts w:ascii="Arial" w:hAnsi="Arial" w:cs="Arial"/>
-          <w:b/>
-          <w:lang w:val="fi-FI"/>
-        </w:rPr>
-        <w:t>AISAH</w:t>
-      </w:r>
-      <w:r>
-        <w:rPr>
-          <w:rFonts w:ascii="Arial" w:hAnsi="Arial" w:cs="Arial"/>
-          <w:b/>
-          <w:lang w:val="fi-FI"/>
-        </w:rPr>
-        <w:t xml:space="preserve">     </w:t>
-      </w:r>
-    </w:p>
-    <w:p>
-      <w:pPr>
-        <w:spacing w:line="360" w:lineRule="auto"/>
-        <w:ind w:left="684" w:firstLine="720"/>
-        <w:jc w:val="both"/>
-        <w:rPr>
-          <w:rFonts w:ascii="Arial" w:hAnsi="Arial" w:cs="Arial"/>
-          <w:b/>
-          <w:lang w:val="fi-FI"/>
-        </w:rPr>
-      </w:pPr>
-      <w:r>
-        <w:rPr>
-          <w:rFonts w:ascii="Arial" w:hAnsi="Arial" w:cs="Arial"/>
-          <w:lang w:val="fi-FI"/>
-        </w:rPr>
-        <w:t>No NIK</w:t>
-      </w:r>
-      <w:r>
-        <w:rPr>
-          <w:rFonts w:ascii="Arial" w:hAnsi="Arial" w:cs="Arial"/>
-          <w:b/>
-          <w:lang w:val="fi-FI"/>
-        </w:rPr>
-        <w:t xml:space="preserve"> </w:t>
-      </w:r>
-      <w:r>
-        <w:rPr>
-          <w:rFonts w:ascii="Arial" w:hAnsi="Arial" w:cs="Arial"/>
-          <w:b/>
-          <w:lang w:val="fi-FI"/>
-        </w:rPr>
-        <w:tab/>
-      </w:r>
-      <w:r>
-        <w:rPr>
-          <w:rFonts w:ascii="Arial" w:hAnsi="Arial" w:cs="Arial"/>
-          <w:b/>
-          <w:lang w:val="fi-FI"/>
-        </w:rPr>
-        <w:tab/>
-        <w:t>: 3320124101700005</w:t>
-      </w:r>
-    </w:p>
-    <w:p>
-      <w:pPr>
-        <w:spacing w:line="360" w:lineRule="auto"/>
-        <w:ind w:left="684" w:firstLine="720"/>
-        <w:jc w:val="both"/>
-        <w:rPr>
-          <w:rFonts w:ascii="Arial" w:hAnsi="Arial" w:cs="Arial"/>
-          <w:b/>
-          <w:lang w:val="fi-FI"/>
-        </w:rPr>
-      </w:pPr>
-      <w:r>
-        <w:rPr>
-          <w:rFonts w:ascii="Arial" w:hAnsi="Arial" w:cs="Arial"/>
-          <w:lang w:val="fi-FI"/>
-        </w:rPr>
-        <w:tab/>
-        <w:t>Jenis Kelamin</w:t>
-      </w:r>
-      <w:r>
-        <w:rPr>
-          <w:rFonts w:ascii="Arial" w:hAnsi="Arial" w:cs="Arial"/>
-          <w:lang w:val="fi-FI"/>
-        </w:rPr>
-        <w:tab/>
-      </w:r>
-      <w:r>
-        <w:rPr>
-          <w:rFonts w:ascii="Arial" w:hAnsi="Arial" w:cs="Arial"/>
-          <w:b/>
-          <w:lang w:val="fi-FI"/>
-        </w:rPr>
-        <w:t xml:space="preserve">: </w:t>
-      </w:r>
-      <w:r>
-        <w:rPr>
-          <w:rFonts w:ascii="Arial" w:hAnsi="Arial" w:cs="Arial"/>
-          <w:b/>
-          <w:lang w:val="fi-FI"/>
-        </w:rPr>
-        <w:t>Perempuan</w:t>
-      </w:r>
-    </w:p>
-    <w:p>
-      <w:pPr>
-        <w:spacing w:line="360" w:lineRule="auto"/>
-        <w:ind w:left="684" w:firstLine="720"/>
-        <w:jc w:val="both"/>
-        <w:rPr>
-          <w:rFonts w:ascii="Arial" w:hAnsi="Arial" w:cs="Arial"/>
-          <w:b/>
-          <w:i/>
-          <w:lang w:val="fi-FI"/>
-        </w:rPr>
-      </w:pPr>
-      <w:r>
-        <w:rPr>
-          <w:rFonts w:ascii="Arial" w:hAnsi="Arial" w:cs="Arial"/>
-          <w:b/>
-          <w:lang w:val="fi-FI"/>
-        </w:rPr>
-        <w:tab/>
-      </w:r>
-      <w:r>
-        <w:rPr>
-          <w:rFonts w:ascii="Arial" w:hAnsi="Arial" w:cs="Arial"/>
-          <w:lang w:val="fi-FI"/>
-        </w:rPr>
-        <w:t>Tempat/Tgl Lahir</w:t>
-      </w:r>
-      <w:r>
-        <w:rPr>
-          <w:rFonts w:ascii="Arial" w:hAnsi="Arial" w:cs="Arial"/>
-          <w:b/>
-          <w:lang w:val="fi-FI"/>
-        </w:rPr>
-        <w:tab/>
-        <w:t xml:space="preserve">: </w:t>
-      </w:r>
-      <w:r>
-        <w:rPr>
-          <w:rFonts w:ascii="Arial" w:hAnsi="Arial" w:cs="Arial"/>
-          <w:b/>
-          <w:lang w:val="fi-FI"/>
-        </w:rPr>
-        <w:t xml:space="preserve">Sukabumi, </w:t>
-      </w:r>
-      <w:r>
-        <w:rPr>
-          <w:rFonts w:ascii="Arial" w:hAnsi="Arial" w:cs="Arial"/>
-          <w:b/>
-          <w:lang w:val="fi-FI"/>
-        </w:rPr>
-        <w:t>01-01-1970</w:t>
-      </w:r>
-    </w:p>
-    <w:p>
-      <w:pPr>
-        <w:spacing w:line="360" w:lineRule="auto"/>
-        <w:ind w:left="684" w:firstLine="720"/>
-        <w:jc w:val="both"/>
-        <w:rPr>
-          <w:rFonts w:ascii="Arial" w:hAnsi="Arial" w:cs="Arial"/>
-          <w:b/>
-          <w:lang w:val="sv-SE"/>
-        </w:rPr>
-      </w:pPr>
-      <w:r>
-        <w:rPr>
-          <w:rFonts w:ascii="Arial" w:hAnsi="Arial" w:cs="Arial"/>
-          <w:lang w:val="sv-SE"/>
-        </w:rPr>
-        <w:t>Kewarganegaraan</w:t>
-      </w:r>
-      <w:r>
-        <w:rPr>
-          <w:rFonts w:ascii="Arial" w:hAnsi="Arial" w:cs="Arial"/>
-          <w:lang w:val="sv-SE"/>
-        </w:rPr>
-        <w:tab/>
-      </w:r>
-      <w:r>
-        <w:rPr>
-          <w:rFonts w:ascii="Arial" w:hAnsi="Arial" w:cs="Arial"/>
-          <w:b/>
-          <w:lang w:val="sv-SE"/>
-        </w:rPr>
-        <w:t>: INDONESIA</w:t>
-      </w:r>
-      <w:r>
-        <w:rPr>
-          <w:rFonts w:ascii="Arial" w:hAnsi="Arial" w:cs="Arial"/>
-          <w:b/>
-          <w:lang w:val="sv-SE"/>
-        </w:rPr>
-        <w:tab/>
-      </w:r>
-    </w:p>
-    <w:p>
-      <w:pPr>
-        <w:spacing w:line="360" w:lineRule="auto"/>
-        <w:ind w:left="684" w:firstLine="720"/>
-        <w:jc w:val="both"/>
-        <w:rPr>
-          <w:rFonts w:ascii="Arial" w:hAnsi="Arial" w:cs="Arial"/>
-          <w:b/>
-          <w:lang w:val="sv-SE"/>
-        </w:rPr>
-      </w:pPr>
-      <w:r>
-        <w:rPr>
-          <w:rFonts w:ascii="Arial" w:hAnsi="Arial" w:cs="Arial"/>
-          <w:lang w:val="sv-SE"/>
-        </w:rPr>
-        <w:tab/>
-        <w:t>Status Perkawinan</w:t>
-      </w:r>
-      <w:r>
-        <w:rPr>
-          <w:rFonts w:ascii="Arial" w:hAnsi="Arial" w:cs="Arial"/>
-          <w:b/>
-          <w:lang w:val="sv-SE"/>
-        </w:rPr>
-        <w:tab/>
-        <w:t xml:space="preserve">: Kawin </w:t>
-      </w:r>
-    </w:p>
-    <w:p>
-      <w:pPr>
-        <w:spacing w:line="360" w:lineRule="auto"/>
-        <w:ind w:left="684" w:firstLine="720"/>
-        <w:jc w:val="both"/>
-        <w:rPr>
-          <w:rFonts w:ascii="Arial" w:hAnsi="Arial" w:cs="Arial"/>
-          <w:b/>
-          <w:lang w:val="sv-SE"/>
-        </w:rPr>
-      </w:pPr>
-      <w:r>
-        <w:rPr>
-          <w:rFonts w:ascii="Arial" w:hAnsi="Arial" w:cs="Arial"/>
-          <w:lang w:val="sv-SE"/>
-        </w:rPr>
-        <w:tab/>
-        <w:t>Agama</w:t>
-      </w:r>
-      <w:r>
-        <w:rPr>
-          <w:rFonts w:ascii="Arial" w:hAnsi="Arial" w:cs="Arial"/>
-          <w:lang w:val="sv-SE"/>
-        </w:rPr>
-        <w:tab/>
-      </w:r>
-      <w:r>
-        <w:rPr>
-          <w:rFonts w:ascii="Arial" w:hAnsi="Arial" w:cs="Arial"/>
-          <w:lang w:val="sv-SE"/>
-        </w:rPr>
-        <w:tab/>
-      </w:r>
-      <w:r>
-        <w:rPr>
-          <w:rFonts w:ascii="Arial" w:hAnsi="Arial" w:cs="Arial"/>
-          <w:b/>
-          <w:lang w:val="sv-SE"/>
-        </w:rPr>
-        <w:t>: Islam</w:t>
-      </w:r>
-    </w:p>
-    <w:p>
-      <w:pPr>
-        <w:spacing w:line="360" w:lineRule="auto"/>
-        <w:ind w:left="684" w:firstLine="720"/>
-        <w:jc w:val="both"/>
-        <w:rPr>
-          <w:rFonts w:ascii="Arial" w:hAnsi="Arial" w:cs="Arial"/>
-          <w:b/>
-          <w:lang w:val="sv-SE"/>
-        </w:rPr>
-      </w:pPr>
-      <w:r>
-        <w:rPr>
-          <w:rFonts w:ascii="Arial" w:hAnsi="Arial" w:cs="Arial"/>
-          <w:lang w:val="sv-SE"/>
-        </w:rPr>
-        <w:tab/>
-        <w:t>Pekerjaan</w:t>
-      </w:r>
-      <w:r>
-        <w:rPr>
-          <w:rFonts w:ascii="Arial" w:hAnsi="Arial" w:cs="Arial"/>
-          <w:lang w:val="sv-SE"/>
-        </w:rPr>
-        <w:tab/>
-      </w:r>
-      <w:r>
-        <w:rPr>
-          <w:rFonts w:ascii="Arial" w:hAnsi="Arial" w:cs="Arial"/>
-          <w:lang w:val="sv-SE"/>
-        </w:rPr>
-        <w:tab/>
-      </w:r>
-      <w:r>
-        <w:rPr>
-          <w:rFonts w:ascii="Arial" w:hAnsi="Arial" w:cs="Arial"/>
-          <w:b/>
-          <w:lang w:val="sv-SE"/>
-        </w:rPr>
-        <w:t xml:space="preserve">: </w:t>
-      </w:r>
-      <w:r>
-        <w:rPr>
-          <w:rFonts w:ascii="Arial" w:hAnsi="Arial" w:cs="Arial"/>
-          <w:b/>
-          <w:lang w:val="sv-SE"/>
-        </w:rPr>
-        <w:t xml:space="preserve"> </w:t>
-      </w:r>
-      <w:r>
-        <w:rPr>
-          <w:rFonts w:ascii="Arial" w:hAnsi="Arial" w:cs="Arial"/>
-          <w:b/>
-          <w:lang w:val="sv-SE"/>
-        </w:rPr>
-        <w:t>Mengurus rumah tangga</w:t>
-      </w:r>
-      <w:r>
-        <w:rPr>
-          <w:rFonts w:ascii="Arial" w:hAnsi="Arial" w:cs="Arial"/>
-          <w:b/>
+          <w:lang w:val="sv-SE"/>
+        </w:rPr>
+        <w:tab/>
+      </w:r>
+      <w:r>
+        <w:rPr>
+          <w:rFonts w:ascii="Constantia" w:hAnsi="Constantia"/>
+          <w:lang w:val="sv-SE"/>
+        </w:rPr>
+        <w:tab/>
+      </w:r>
+      <w:r>
+        <w:rPr>
+          <w:rFonts w:ascii="Constantia" w:hAnsi="Constantia"/>
+          <w:lang w:val="sv-SE"/>
+        </w:rPr>
+        <w:tab/>
+      </w:r>
+      <w:r>
+        <w:rPr>
+          <w:rFonts w:ascii="Constantia" w:hAnsi="Constantia"/>
+          <w:lang w:val="sv-SE"/>
+        </w:rPr>
+        <w:tab/>
+      </w:r>
+      <w:r>
+        <w:rPr>
+          <w:rFonts w:ascii="Constantia" w:hAnsi="Constantia"/>
+          <w:lang w:val="sv-SE"/>
+        </w:rPr>
+        <w:tab/>
+      </w:r>
+      <w:r>
+        <w:rPr>
+          <w:rFonts w:ascii="Constantia" w:hAnsi="Constantia"/>
+          <w:lang w:val="sv-SE"/>
+        </w:rPr>
+        <w:tab/>
+      </w:r>
+      <w:r>
+        <w:rPr>
+          <w:rFonts w:ascii="Constantia" w:hAnsi="Constantia"/>
+          <w:lang w:val="sv-SE"/>
+        </w:rPr>
+        <w:tab/>
+      </w:r>
+      <w:r>
+        <w:rPr>
+          <w:rFonts w:ascii="Constantia" w:hAnsi="Constantia"/>
+          <w:lang w:val="sv-SE"/>
+        </w:rPr>
+        <w:tab/>
+      </w:r>
+      <w:r>
+        <w:rPr>
+          <w:rFonts w:ascii="Arial" w:hAnsi="Arial" w:cs="Arial"/>
+          <w:lang w:val="sv-SE"/>
+        </w:rPr>
+        <w:t>Dikeluarkan</w:t>
+      </w:r>
+      <w:r>
+        <w:rPr>
+          <w:rFonts w:ascii="Arial" w:hAnsi="Arial" w:cs="Arial"/>
           <w:lang w:val="sv-SE"/>
         </w:rPr>
         <w:t xml:space="preserve">  </w:t>
       </w:r>
-    </w:p>
-    <w:p>
-      <w:pPr>
-        <w:spacing w:line="360" w:lineRule="auto"/>
-        <w:ind w:left="684" w:firstLine="720"/>
-        <w:jc w:val="both"/>
-        <w:rPr>
-          <w:rFonts w:ascii="Arial" w:hAnsi="Arial" w:cs="Arial"/>
-          <w:b/>
-          <w:color w:val="000000"/>
-        </w:rPr>
-      </w:pPr>
-      <w:r>
-        <w:rPr>
-          <w:rFonts w:ascii="Arial" w:hAnsi="Arial" w:cs="Arial"/>
-          <w:lang w:val="sv-SE"/>
-        </w:rPr>
-        <w:t>Alamat</w:t>
-      </w:r>
-      <w:r>
-        <w:rPr>
-          <w:rFonts w:ascii="Arial" w:hAnsi="Arial" w:cs="Arial"/>
-          <w:lang w:val="sv-SE"/>
-        </w:rPr>
-        <w:tab/>
-      </w:r>
-      <w:r>
-        <w:rPr>
-          <w:rFonts w:ascii="Arial" w:hAnsi="Arial" w:cs="Arial"/>
-          <w:lang w:val="sv-SE"/>
-        </w:rPr>
-        <w:tab/>
-      </w:r>
-      <w:r>
-        <w:rPr>
-          <w:rFonts w:ascii="Arial" w:hAnsi="Arial" w:cs="Arial"/>
-          <w:lang w:val="sv-SE"/>
-        </w:rPr>
-        <w:tab/>
-      </w:r>
-      <w:r>
-        <w:rPr>
-          <w:rFonts w:ascii="Arial" w:hAnsi="Arial" w:cs="Arial"/>
-          <w:b/>
-          <w:lang w:val="sv-SE"/>
-        </w:rPr>
-        <w:t xml:space="preserve">: </w:t>
-      </w:r>
-      <w:r>
-        <w:rPr>
-          <w:rFonts w:ascii="Arial" w:hAnsi="Arial" w:cs="Arial"/>
-          <w:b/>
-          <w:color w:val="000000"/>
-          <w:lang w:val="sv-SE"/>
-        </w:rPr>
-        <w:t xml:space="preserve">Kp. </w:t>
-      </w:r>
-      <w:r>
-        <w:rPr>
-          <w:rFonts w:ascii="Arial" w:hAnsi="Arial" w:cs="Arial"/>
-          <w:b/>
-          <w:color w:val="000000"/>
-          <w:lang w:val="sv-SE"/>
-        </w:rPr>
-        <w:t xml:space="preserve">Cimalati </w:t>
-      </w:r>
-      <w:r>
-        <w:rPr>
-          <w:rFonts w:ascii="Arial" w:hAnsi="Arial" w:cs="Arial"/>
-          <w:b/>
-          <w:color w:val="000000"/>
-          <w:lang w:val="sv-SE"/>
-        </w:rPr>
-        <w:t xml:space="preserve">   </w:t>
-      </w:r>
-      <w:r>
-        <w:rPr>
-          <w:rFonts w:ascii="Arial" w:hAnsi="Arial" w:cs="Arial"/>
-          <w:b/>
-          <w:color w:val="000000"/>
+      <w:r>
+        <w:rPr>
+          <w:rFonts w:ascii="Arial" w:hAnsi="Arial" w:cs="Arial"/>
+          <w:lang w:val="sv-SE"/>
+        </w:rPr>
+        <w:t xml:space="preserve"> : Caringin</w:t>
+      </w:r>
+    </w:p>
+    <w:p>
+      <w:pPr>
+        <w:spacing w:line="360" w:lineRule="auto"/>
+        <w:rPr>
+          <w:rFonts w:ascii="Arial" w:hAnsi="Arial" w:cs="Arial"/>
+          <w:lang w:val="sv-SE"/>
+        </w:rPr>
+      </w:pPr>
+      <w:r>
+        <w:rPr>
+          <w:rFonts w:ascii="Arial" w:hAnsi="Arial" w:cs="Arial"/>
+          <w:noProof/>
+        </w:rPr>
+        <w:pict w14:anchorId="2FC32C7E">
+          <v:line id="_x0000_s1033" style="position:absolute;z-index:5" from="283.4pt,18.15pt" to="481.4pt,18.15pt" strokeweight="3pt"/>
+        </w:pict>
+      </w:r>
+      <w:r>
+        <w:rPr>
+          <w:rFonts w:ascii="Arial" w:hAnsi="Arial" w:cs="Arial"/>
+          <w:lang w:val="sv-SE"/>
+        </w:rPr>
+        <w:tab/>
+      </w:r>
+      <w:r>
+        <w:rPr>
+          <w:rFonts w:ascii="Arial" w:hAnsi="Arial" w:cs="Arial"/>
+          <w:lang w:val="sv-SE"/>
+        </w:rPr>
+        <w:tab/>
+      </w:r>
+      <w:r>
+        <w:rPr>
+          <w:rFonts w:ascii="Arial" w:hAnsi="Arial" w:cs="Arial"/>
+          <w:lang w:val="sv-SE"/>
+        </w:rPr>
+        <w:tab/>
+      </w:r>
+      <w:r>
+        <w:rPr>
+          <w:rFonts w:ascii="Arial" w:hAnsi="Arial" w:cs="Arial"/>
+          <w:lang w:val="sv-SE"/>
+        </w:rPr>
+        <w:tab/>
+      </w:r>
+      <w:r>
+        <w:rPr>
+          <w:rFonts w:ascii="Arial" w:hAnsi="Arial" w:cs="Arial"/>
+          <w:lang w:val="sv-SE"/>
+        </w:rPr>
+        <w:tab/>
+      </w:r>
+      <w:r>
+        <w:rPr>
+          <w:rFonts w:ascii="Arial" w:hAnsi="Arial" w:cs="Arial"/>
+          <w:lang w:val="sv-SE"/>
+        </w:rPr>
+        <w:tab/>
+      </w:r>
+      <w:r>
+        <w:rPr>
+          <w:rFonts w:ascii="Arial" w:hAnsi="Arial" w:cs="Arial"/>
+          <w:lang w:val="sv-SE"/>
+        </w:rPr>
+        <w:tab/>
+      </w:r>
+      <w:r>
+        <w:rPr>
+          <w:rFonts w:ascii="Arial" w:hAnsi="Arial" w:cs="Arial"/>
+          <w:lang w:val="sv-SE"/>
+        </w:rPr>
+        <w:tab/>
+      </w:r>
+      <w:r>
+        <w:rPr>
+          <w:rFonts w:ascii="Arial" w:hAnsi="Arial" w:cs="Arial"/>
+          <w:lang w:val="sv-SE"/>
+        </w:rPr>
+        <w:t xml:space="preserve">Pada tanggal : </w:t>
+      </w:r>
+      <w:r>
+        <w:rPr>
+          <w:rFonts w:ascii="Arial" w:hAnsi="Arial" w:cs="Arial"/>
+          <w:lang w:val="sv-SE"/>
+        </w:rPr>
+        <w:t>${TANGGAL_SEKARANG}</w:t>
+      </w:r>
+    </w:p>
+    <w:p>
+      <w:pPr>
+        <w:spacing w:line="360" w:lineRule="auto"/>
+        <w:rPr>
+          <w:rFonts w:ascii="Arial" w:hAnsi="Arial" w:cs="Arial"/>
+          <w:lang w:val="sv-SE"/>
+        </w:rPr>
+      </w:pPr>
+    </w:p>
+    <w:p>
+      <w:pPr>
+        <w:spacing w:line="360" w:lineRule="auto"/>
+        <w:ind w:left="5760" w:firstLine="720"/>
+        <w:rPr>
+          <w:rFonts w:ascii="Arial" w:hAnsi="Arial" w:cs="Arial"/>
+          <w:lang w:val="sv-SE"/>
+        </w:rPr>
+      </w:pPr>
+      <w:r>
+        <w:rPr>
+          <w:rFonts w:ascii="Arial" w:hAnsi="Arial" w:cs="Arial"/>
+          <w:lang w:val="sv-SE"/>
+        </w:rPr>
+        <w:t xml:space="preserve">A.n. Kepala Desa Caringin </w:t>
+      </w:r>
+    </w:p>
+    <w:p>
+      <w:pPr>
+        <w:spacing w:line="360" w:lineRule="auto"/>
+        <w:ind w:left="6480" w:firstLine="720"/>
+        <w:rPr>
+          <w:rFonts w:ascii="Arial" w:hAnsi="Arial" w:cs="Arial"/>
+          <w:lang w:val="sv-SE"/>
+        </w:rPr>
+      </w:pPr>
+      <w:r>
+        <w:rPr>
+          <w:rFonts w:ascii="Arial" w:hAnsi="Arial" w:cs="Arial"/>
+          <w:lang w:val="sv-SE"/>
+        </w:rPr>
+        <w:t xml:space="preserve">Sekretaris Desa </w:t>
+      </w:r>
+    </w:p>
+    <w:p>
+      <w:pPr>
+        <w:spacing w:line="360" w:lineRule="auto"/>
+        <w:ind w:left="6480" w:firstLine="720"/>
+        <w:rPr>
+          <w:rFonts w:ascii="Arial" w:hAnsi="Arial" w:cs="Arial"/>
+          <w:lang w:val="sv-SE"/>
+        </w:rPr>
+      </w:pPr>
+    </w:p>
+    <w:p>
+      <w:pPr>
+        <w:spacing w:line="360" w:lineRule="auto"/>
+        <w:rPr>
+          <w:rFonts w:ascii="Arial" w:hAnsi="Arial" w:cs="Arial"/>
+          <w:lang w:val="sv-SE"/>
+        </w:rPr>
+      </w:pPr>
+    </w:p>
+    <w:p>
+      <w:pPr>
+        <w:spacing w:line="360" w:lineRule="auto"/>
+        <w:ind w:left="6480"/>
+        <w:rPr>
+          <w:rFonts w:ascii="Arial" w:hAnsi="Arial" w:cs="Arial"/>
+          <w:b/>
+          <w:lang w:val="sv-SE"/>
+        </w:rPr>
+      </w:pPr>
+      <w:r>
+        <w:rPr>
+          <w:rFonts w:ascii="Arial" w:hAnsi="Arial" w:cs="Arial"/>
           <w:lang w:val="sv-SE"/>
         </w:rPr>
         <w:t xml:space="preserve">  </w:t>
@@ -4302,622 +4206,9 @@
         <w:rPr>
           <w:rFonts w:ascii="Arial" w:hAnsi="Arial" w:cs="Arial"/>
           <w:b/>
-          <w:color w:val="000000"/>
-        </w:rPr>
-        <w:t>Rt.0</w:t>
-      </w:r>
-      <w:r>
-        <w:rPr>
-          <w:rFonts w:ascii="Arial" w:hAnsi="Arial" w:cs="Arial"/>
-          <w:b/>
-          <w:color w:val="000000"/>
-        </w:rPr>
-        <w:t>17</w:t>
-      </w:r>
-      <w:r>
-        <w:rPr>
-          <w:rFonts w:ascii="Arial" w:hAnsi="Arial" w:cs="Arial"/>
-          <w:b/>
-          <w:color w:val="000000"/>
-        </w:rPr>
-        <w:t xml:space="preserve">     </w:t>
-      </w:r>
-      <w:proofErr w:type="spellStart"/>
-      <w:r>
-        <w:rPr>
-          <w:rFonts w:ascii="Arial" w:hAnsi="Arial" w:cs="Arial"/>
-          <w:b/>
-          <w:color w:val="000000"/>
-        </w:rPr>
-        <w:t>Rw</w:t>
-      </w:r>
-      <w:proofErr w:type="spellEnd"/>
-      <w:r>
-        <w:rPr>
-          <w:rFonts w:ascii="Arial" w:hAnsi="Arial" w:cs="Arial"/>
-          <w:b/>
-          <w:color w:val="000000"/>
-        </w:rPr>
-        <w:t>. 00</w:t>
-      </w:r>
-      <w:r>
-        <w:rPr>
-          <w:rFonts w:ascii="Arial" w:hAnsi="Arial" w:cs="Arial"/>
-          <w:b/>
-          <w:color w:val="000000"/>
-        </w:rPr>
-        <w:t>5</w:t>
-      </w:r>
-      <w:r>
-        <w:rPr>
-          <w:rFonts w:ascii="Arial" w:hAnsi="Arial" w:cs="Arial"/>
-          <w:b/>
-          <w:color w:val="000000"/>
-        </w:rPr>
-        <w:t xml:space="preserve">  </w:t>
-      </w:r>
-      <w:proofErr w:type="spellStart"/>
-      <w:r>
-        <w:rPr>
-          <w:rFonts w:ascii="Arial" w:hAnsi="Arial" w:cs="Arial"/>
-          <w:b/>
-          <w:color w:val="000000"/>
-        </w:rPr>
-        <w:t>Desa</w:t>
-      </w:r>
-      <w:proofErr w:type="spellEnd"/>
-      <w:r>
-        <w:rPr>
-          <w:rFonts w:ascii="Arial" w:hAnsi="Arial" w:cs="Arial"/>
-          <w:b/>
-          <w:color w:val="000000"/>
-        </w:rPr>
-        <w:t xml:space="preserve"> </w:t>
-      </w:r>
-      <w:proofErr w:type="spellStart"/>
-      <w:r>
-        <w:rPr>
-          <w:rFonts w:ascii="Arial" w:hAnsi="Arial" w:cs="Arial"/>
-          <w:b/>
-          <w:color w:val="000000"/>
-        </w:rPr>
-        <w:t>Caringin</w:t>
-      </w:r>
-      <w:proofErr w:type="spellEnd"/>
-    </w:p>
-    <w:p>
-      <w:pPr>
-        <w:spacing w:line="360" w:lineRule="auto"/>
-        <w:ind w:left="684" w:firstLine="720"/>
-        <w:jc w:val="both"/>
-        <w:rPr>
-          <w:rFonts w:ascii="Arial" w:hAnsi="Arial" w:cs="Arial"/>
-          <w:b/>
-          <w:color w:val="000000"/>
-          <w:lang w:val="sv-SE"/>
-        </w:rPr>
-      </w:pPr>
-      <w:r>
-        <w:rPr>
-          <w:rFonts w:ascii="Arial" w:hAnsi="Arial" w:cs="Arial"/>
-          <w:color w:val="000000"/>
-        </w:rPr>
-        <w:t xml:space="preserve">  </w:t>
-      </w:r>
-      <w:r>
-        <w:rPr>
-          <w:rFonts w:ascii="Arial" w:hAnsi="Arial" w:cs="Arial"/>
-          <w:color w:val="000000"/>
-        </w:rPr>
-        <w:tab/>
-      </w:r>
-      <w:r>
-        <w:rPr>
-          <w:rFonts w:ascii="Arial" w:hAnsi="Arial" w:cs="Arial"/>
-          <w:color w:val="000000"/>
-        </w:rPr>
-        <w:tab/>
-        <w:t xml:space="preserve">             </w:t>
-      </w:r>
-      <w:r>
-        <w:rPr>
-          <w:rFonts w:ascii="Arial" w:hAnsi="Arial" w:cs="Arial"/>
-          <w:b/>
-          <w:color w:val="000000"/>
-          <w:lang w:val="sv-SE"/>
-        </w:rPr>
-        <w:t>Kecamatan Gegerbitung Kabupaten Sukabumi.</w:t>
-      </w:r>
-    </w:p>
-    <w:p>
-      <w:pPr>
-        <w:spacing w:line="360" w:lineRule="auto"/>
-        <w:ind w:left="684" w:firstLine="720"/>
-        <w:jc w:val="both"/>
-        <w:rPr>
-          <w:rFonts w:ascii="Arial" w:hAnsi="Arial" w:cs="Arial"/>
-          <w:b/>
-          <w:lang w:val="sv-SE"/>
-        </w:rPr>
-      </w:pPr>
-    </w:p>
-    <w:p>
-      <w:pPr>
-        <w:spacing w:line="360" w:lineRule="auto"/>
-        <w:ind w:left="684" w:firstLine="720"/>
-        <w:jc w:val="both"/>
-        <w:rPr>
-          <w:rFonts w:ascii="Arial" w:hAnsi="Arial" w:cs="Arial"/>
-          <w:b/>
-          <w:i/>
-        </w:rPr>
-      </w:pPr>
-      <w:r>
-        <w:rPr>
-          <w:rFonts w:ascii="Arial" w:hAnsi="Arial" w:cs="Arial"/>
-          <w:b/>
-          <w:i/>
-          <w:lang w:val="sv-SE"/>
-        </w:rPr>
-        <w:t>Nama tersebut diatas ada</w:t>
-      </w:r>
-      <w:r>
-        <w:rPr>
-          <w:rFonts w:ascii="Arial" w:hAnsi="Arial" w:cs="Arial"/>
-          <w:b/>
-          <w:i/>
-          <w:lang w:val="sv-SE"/>
-        </w:rPr>
-        <w:t>lah benar warga masyarakat kami</w:t>
-      </w:r>
-      <w:r>
-        <w:rPr>
-          <w:rFonts w:ascii="Arial" w:hAnsi="Arial" w:cs="Arial"/>
-          <w:b/>
-          <w:i/>
-          <w:lang w:val="sv-SE"/>
-        </w:rPr>
-        <w:t xml:space="preserve"> dan</w:t>
-      </w:r>
-      <w:r>
-        <w:rPr>
-          <w:rFonts w:ascii="Arial" w:hAnsi="Arial" w:cs="Arial"/>
-          <w:b/>
-          <w:i/>
-          <w:lang w:val="sv-SE"/>
-        </w:rPr>
-        <w:t xml:space="preserve"> masih </w:t>
-      </w:r>
-      <w:r>
-        <w:rPr>
-          <w:rFonts w:ascii="Arial" w:hAnsi="Arial" w:cs="Arial"/>
-          <w:b/>
-          <w:i/>
-          <w:lang w:val="sv-SE"/>
-        </w:rPr>
-        <w:t xml:space="preserve"> </w:t>
-      </w:r>
-      <w:r>
-        <w:rPr>
-          <w:rFonts w:ascii="Arial" w:hAnsi="Arial" w:cs="Arial"/>
-          <w:b/>
-          <w:i/>
-          <w:lang w:val="sv-SE"/>
-        </w:rPr>
-        <w:t xml:space="preserve">berdomisili dialamat tersebut. Surat Keterangan ini kami buat mengingat yang E-KTP yang bersangkutan sedang dalam proses pembuatan </w:t>
-      </w:r>
-    </w:p>
-    <w:p>
-      <w:pPr>
-        <w:spacing w:line="360" w:lineRule="auto"/>
-        <w:ind w:left="720" w:firstLine="684"/>
-        <w:jc w:val="both"/>
-        <w:rPr>
-          <w:rFonts w:ascii="Arial" w:hAnsi="Arial" w:cs="Arial"/>
-          <w:lang w:val="sv-SE"/>
-        </w:rPr>
-      </w:pPr>
-      <w:proofErr w:type="spellStart"/>
-      <w:r>
-        <w:rPr>
-          <w:rFonts w:ascii="Arial" w:hAnsi="Arial" w:cs="Arial"/>
-        </w:rPr>
-        <w:t>Demikian</w:t>
-      </w:r>
-      <w:proofErr w:type="spellEnd"/>
-      <w:r>
-        <w:rPr>
-          <w:rFonts w:ascii="Arial" w:hAnsi="Arial" w:cs="Arial"/>
-        </w:rPr>
-        <w:t xml:space="preserve"> </w:t>
-      </w:r>
-      <w:proofErr w:type="spellStart"/>
-      <w:r>
-        <w:rPr>
-          <w:rFonts w:ascii="Arial" w:hAnsi="Arial" w:cs="Arial"/>
-        </w:rPr>
-        <w:t>surat</w:t>
-      </w:r>
-      <w:proofErr w:type="spellEnd"/>
-      <w:r>
-        <w:rPr>
-          <w:rFonts w:ascii="Arial" w:hAnsi="Arial" w:cs="Arial"/>
-        </w:rPr>
-        <w:t xml:space="preserve"> </w:t>
-      </w:r>
-      <w:proofErr w:type="spellStart"/>
-      <w:r>
-        <w:rPr>
-          <w:rFonts w:ascii="Arial" w:hAnsi="Arial" w:cs="Arial"/>
-        </w:rPr>
-        <w:t>keterangan</w:t>
-      </w:r>
-      <w:proofErr w:type="spellEnd"/>
-      <w:r>
-        <w:rPr>
-          <w:rFonts w:ascii="Arial" w:hAnsi="Arial" w:cs="Arial"/>
-        </w:rPr>
-        <w:t xml:space="preserve"> </w:t>
-      </w:r>
-      <w:proofErr w:type="spellStart"/>
-      <w:r>
-        <w:rPr>
-          <w:rFonts w:ascii="Arial" w:hAnsi="Arial" w:cs="Arial"/>
-        </w:rPr>
-        <w:t>ini</w:t>
-      </w:r>
-      <w:proofErr w:type="spellEnd"/>
-      <w:r>
-        <w:rPr>
-          <w:rFonts w:ascii="Arial" w:hAnsi="Arial" w:cs="Arial"/>
-        </w:rPr>
-        <w:t xml:space="preserve"> kami </w:t>
-      </w:r>
-      <w:proofErr w:type="spellStart"/>
-      <w:r>
-        <w:rPr>
-          <w:rFonts w:ascii="Arial" w:hAnsi="Arial" w:cs="Arial"/>
-        </w:rPr>
-        <w:t>buat</w:t>
-      </w:r>
-      <w:proofErr w:type="spellEnd"/>
-      <w:r>
-        <w:rPr>
-          <w:rFonts w:ascii="Arial" w:hAnsi="Arial" w:cs="Arial"/>
-        </w:rPr>
-        <w:t xml:space="preserve"> agar </w:t>
-      </w:r>
-      <w:proofErr w:type="spellStart"/>
-      <w:r>
-        <w:rPr>
-          <w:rFonts w:ascii="Arial" w:hAnsi="Arial" w:cs="Arial"/>
-        </w:rPr>
-        <w:t>dapat</w:t>
-      </w:r>
-      <w:proofErr w:type="spellEnd"/>
-      <w:r>
-        <w:rPr>
-          <w:rFonts w:ascii="Arial" w:hAnsi="Arial" w:cs="Arial"/>
-        </w:rPr>
-        <w:t xml:space="preserve"> </w:t>
-      </w:r>
-      <w:proofErr w:type="spellStart"/>
-      <w:r>
-        <w:rPr>
-          <w:rFonts w:ascii="Arial" w:hAnsi="Arial" w:cs="Arial"/>
-        </w:rPr>
-        <w:t>di</w:t>
-      </w:r>
-      <w:r>
-        <w:rPr>
-          <w:rFonts w:ascii="Arial" w:hAnsi="Arial" w:cs="Arial"/>
-        </w:rPr>
-        <w:t>pergunakan</w:t>
-      </w:r>
-      <w:proofErr w:type="spellEnd"/>
-      <w:r>
-        <w:rPr>
-          <w:rFonts w:ascii="Arial" w:hAnsi="Arial" w:cs="Arial"/>
-        </w:rPr>
-        <w:t xml:space="preserve"> </w:t>
-      </w:r>
-      <w:proofErr w:type="spellStart"/>
-      <w:r>
-        <w:rPr>
-          <w:rFonts w:ascii="Arial" w:hAnsi="Arial" w:cs="Arial"/>
-        </w:rPr>
-        <w:t>sebagaimana</w:t>
-      </w:r>
-      <w:proofErr w:type="spellEnd"/>
-      <w:r>
-        <w:rPr>
-          <w:rFonts w:ascii="Arial" w:hAnsi="Arial" w:cs="Arial"/>
-        </w:rPr>
-        <w:t xml:space="preserve"> </w:t>
-      </w:r>
-      <w:proofErr w:type="spellStart"/>
-      <w:r>
-        <w:rPr>
-          <w:rFonts w:ascii="Arial" w:hAnsi="Arial" w:cs="Arial"/>
-        </w:rPr>
-        <w:t>mestinya</w:t>
-      </w:r>
-      <w:proofErr w:type="spellEnd"/>
-      <w:r>
-        <w:rPr>
-          <w:rFonts w:ascii="Arial" w:hAnsi="Arial" w:cs="Arial"/>
-        </w:rPr>
-        <w:t>.</w:t>
-      </w:r>
-    </w:p>
-    <w:p>
-      <w:pPr>
-        <w:spacing w:line="360" w:lineRule="auto"/>
-        <w:rPr>
-          <w:rFonts w:ascii="Arial" w:hAnsi="Arial" w:cs="Arial"/>
-          <w:lang w:val="sv-SE"/>
-        </w:rPr>
-      </w:pPr>
-      <w:r>
-        <w:rPr>
-          <w:rFonts w:ascii="Constantia" w:hAnsi="Constantia"/>
-          <w:lang w:val="sv-SE"/>
-        </w:rPr>
-        <w:tab/>
-      </w:r>
-      <w:r>
-        <w:rPr>
-          <w:rFonts w:ascii="Constantia" w:hAnsi="Constantia"/>
-          <w:lang w:val="sv-SE"/>
-        </w:rPr>
-        <w:tab/>
-      </w:r>
-      <w:r>
-        <w:rPr>
-          <w:rFonts w:ascii="Constantia" w:hAnsi="Constantia"/>
-          <w:lang w:val="sv-SE"/>
-        </w:rPr>
-        <w:tab/>
-      </w:r>
-      <w:r>
-        <w:rPr>
-          <w:rFonts w:ascii="Constantia" w:hAnsi="Constantia"/>
-          <w:lang w:val="sv-SE"/>
-        </w:rPr>
-        <w:tab/>
-      </w:r>
-      <w:r>
-        <w:rPr>
-          <w:rFonts w:ascii="Constantia" w:hAnsi="Constantia"/>
-          <w:lang w:val="sv-SE"/>
-        </w:rPr>
-        <w:tab/>
-      </w:r>
-      <w:r>
-        <w:rPr>
-          <w:rFonts w:ascii="Constantia" w:hAnsi="Constantia"/>
-          <w:lang w:val="sv-SE"/>
-        </w:rPr>
-        <w:tab/>
-      </w:r>
-      <w:r>
-        <w:rPr>
-          <w:rFonts w:ascii="Constantia" w:hAnsi="Constantia"/>
-          <w:lang w:val="sv-SE"/>
-        </w:rPr>
-        <w:tab/>
-      </w:r>
-      <w:r>
-        <w:rPr>
-          <w:rFonts w:ascii="Constantia" w:hAnsi="Constantia"/>
-          <w:lang w:val="sv-SE"/>
-        </w:rPr>
-        <w:tab/>
-      </w:r>
-      <w:r>
-        <w:rPr>
-          <w:rFonts w:ascii="Constantia" w:hAnsi="Constantia"/>
-          <w:lang w:val="sv-SE"/>
-        </w:rPr>
-        <w:tab/>
-      </w:r>
-      <w:r>
-        <w:rPr>
-          <w:rFonts w:ascii="Arial" w:hAnsi="Arial" w:cs="Arial"/>
-          <w:lang w:val="sv-SE"/>
-        </w:rPr>
-        <w:t>Dikeluarkan</w:t>
-      </w:r>
-      <w:r>
-        <w:rPr>
-          <w:rFonts w:ascii="Arial" w:hAnsi="Arial" w:cs="Arial"/>
-          <w:lang w:val="sv-SE"/>
-        </w:rPr>
-        <w:t xml:space="preserve">  </w:t>
-      </w:r>
-      <w:r>
-        <w:rPr>
-          <w:rFonts w:ascii="Arial" w:hAnsi="Arial" w:cs="Arial"/>
-          <w:lang w:val="sv-SE"/>
-        </w:rPr>
-        <w:t xml:space="preserve"> : Caringin</w:t>
-      </w:r>
-    </w:p>
-    <w:p>
-      <w:pPr>
-        <w:spacing w:line="360" w:lineRule="auto"/>
-        <w:rPr>
-          <w:rFonts w:ascii="Arial" w:hAnsi="Arial" w:cs="Arial"/>
-          <w:lang w:val="sv-SE"/>
-        </w:rPr>
-      </w:pPr>
-      <w:r>
-        <w:rPr>
-          <w:rFonts w:ascii="Arial" w:hAnsi="Arial" w:cs="Arial"/>
-          <w:noProof/>
-        </w:rPr>
-        <w:pict>
-          <v:line id="_x0000_s1033" style="position:absolute;z-index:251659776" from="325.4pt,18.15pt" to="481.4pt,18.15pt" strokeweight="3pt"/>
-        </w:pict>
-      </w:r>
-      <w:r>
-        <w:rPr>
-          <w:rFonts w:ascii="Arial" w:hAnsi="Arial" w:cs="Arial"/>
-          <w:lang w:val="sv-SE"/>
-        </w:rPr>
-        <w:tab/>
-      </w:r>
-      <w:r>
-        <w:rPr>
-          <w:rFonts w:ascii="Arial" w:hAnsi="Arial" w:cs="Arial"/>
-          <w:lang w:val="sv-SE"/>
-        </w:rPr>
-        <w:tab/>
-      </w:r>
-      <w:r>
-        <w:rPr>
-          <w:rFonts w:ascii="Arial" w:hAnsi="Arial" w:cs="Arial"/>
-          <w:lang w:val="sv-SE"/>
-        </w:rPr>
-        <w:tab/>
-      </w:r>
-      <w:r>
-        <w:rPr>
-          <w:rFonts w:ascii="Arial" w:hAnsi="Arial" w:cs="Arial"/>
-          <w:lang w:val="sv-SE"/>
-        </w:rPr>
-        <w:tab/>
-      </w:r>
-      <w:r>
-        <w:rPr>
-          <w:rFonts w:ascii="Arial" w:hAnsi="Arial" w:cs="Arial"/>
-          <w:lang w:val="sv-SE"/>
-        </w:rPr>
-        <w:tab/>
-      </w:r>
-      <w:r>
-        <w:rPr>
-          <w:rFonts w:ascii="Arial" w:hAnsi="Arial" w:cs="Arial"/>
-          <w:lang w:val="sv-SE"/>
-        </w:rPr>
-        <w:tab/>
-      </w:r>
-      <w:r>
-        <w:rPr>
-          <w:rFonts w:ascii="Arial" w:hAnsi="Arial" w:cs="Arial"/>
-          <w:lang w:val="sv-SE"/>
-        </w:rPr>
-        <w:tab/>
-      </w:r>
-      <w:r>
-        <w:rPr>
-          <w:rFonts w:ascii="Arial" w:hAnsi="Arial" w:cs="Arial"/>
-          <w:lang w:val="sv-SE"/>
-        </w:rPr>
-        <w:tab/>
-      </w:r>
-      <w:r>
-        <w:rPr>
-          <w:rFonts w:ascii="Arial" w:hAnsi="Arial" w:cs="Arial"/>
-          <w:lang w:val="sv-SE"/>
-        </w:rPr>
-        <w:tab/>
-        <w:t xml:space="preserve">Pada tanggal : </w:t>
-      </w:r>
-      <w:r>
-        <w:rPr>
-          <w:rFonts w:ascii="Arial" w:hAnsi="Arial" w:cs="Arial"/>
-          <w:lang w:val="sv-SE"/>
-        </w:rPr>
-        <w:t>28 Mei 2021</w:t>
-      </w:r>
-    </w:p>
-    <w:p>
-      <w:pPr>
-        <w:spacing w:line="360" w:lineRule="auto"/>
-        <w:rPr>
-          <w:rFonts w:ascii="Arial" w:hAnsi="Arial" w:cs="Arial"/>
-          <w:lang w:val="sv-SE"/>
-        </w:rPr>
-      </w:pPr>
-    </w:p>
-    <w:p>
-      <w:pPr>
-        <w:spacing w:line="360" w:lineRule="auto"/>
-        <w:ind w:left="5760" w:firstLine="720"/>
-        <w:rPr>
-          <w:rFonts w:ascii="Arial" w:hAnsi="Arial" w:cs="Arial"/>
-          <w:lang w:val="sv-SE"/>
-        </w:rPr>
-      </w:pPr>
-      <w:r>
-        <w:rPr>
-          <w:rFonts w:ascii="Arial" w:hAnsi="Arial" w:cs="Arial"/>
-          <w:lang w:val="sv-SE"/>
-        </w:rPr>
-        <w:t xml:space="preserve">A.n. Kepala Desa Caringin </w:t>
-      </w:r>
-    </w:p>
-    <w:p>
-      <w:pPr>
-        <w:spacing w:line="360" w:lineRule="auto"/>
-        <w:ind w:left="6480" w:firstLine="720"/>
-        <w:rPr>
-          <w:rFonts w:ascii="Arial" w:hAnsi="Arial" w:cs="Arial"/>
-          <w:lang w:val="sv-SE"/>
-        </w:rPr>
-      </w:pPr>
-      <w:r>
-        <w:rPr>
-          <w:rFonts w:ascii="Arial" w:hAnsi="Arial" w:cs="Arial"/>
-          <w:lang w:val="sv-SE"/>
-        </w:rPr>
-        <w:t xml:space="preserve">Sekretaris Desa </w:t>
-      </w:r>
-    </w:p>
-    <w:p>
-      <w:pPr>
-        <w:spacing w:line="360" w:lineRule="auto"/>
-        <w:ind w:left="6480" w:firstLine="720"/>
-        <w:rPr>
-          <w:rFonts w:ascii="Arial" w:hAnsi="Arial" w:cs="Arial"/>
-          <w:lang w:val="sv-SE"/>
-        </w:rPr>
-      </w:pPr>
-    </w:p>
-    <w:p>
-      <w:pPr>
-        <w:spacing w:line="360" w:lineRule="auto"/>
-        <w:rPr>
-          <w:rFonts w:ascii="Arial" w:hAnsi="Arial" w:cs="Arial"/>
-          <w:lang w:val="sv-SE"/>
-        </w:rPr>
-      </w:pPr>
-    </w:p>
-    <w:p>
-      <w:pPr>
-        <w:spacing w:line="360" w:lineRule="auto"/>
-        <w:ind w:left="6480"/>
-        <w:rPr>
-          <w:rFonts w:ascii="Arial" w:hAnsi="Arial" w:cs="Arial"/>
-          <w:b/>
-          <w:lang w:val="sv-SE"/>
-        </w:rPr>
-      </w:pPr>
-      <w:r>
-        <w:rPr>
-          <w:rFonts w:ascii="Arial" w:hAnsi="Arial" w:cs="Arial"/>
-          <w:lang w:val="sv-SE"/>
-        </w:rPr>
-        <w:t xml:space="preserve">  </w:t>
-      </w:r>
-      <w:r>
-        <w:rPr>
-          <w:rFonts w:ascii="Arial" w:hAnsi="Arial" w:cs="Arial"/>
-          <w:b/>
-          <w:lang w:val="sv-SE"/>
-        </w:rPr>
-        <w:t xml:space="preserve">EMAN HERMANSYAH,SE  </w:t>
+          <w:lang w:val="sv-SE"/>
+        </w:rPr>
+        <w:t xml:space="preserve">${SEKRETARIS_DESA}  </w:t>
       </w:r>
       <w:r>
         <w:rPr>
@@ -4983,12 +4274,6 @@
         <w:gridCol w:w="7641"/>
       </w:tblGrid>
       <w:tr>
-        <w:tblPrEx>
-          <w:tblCellMar>
-            <w:top w:w="0" w:type="dxa"/>
-            <w:bottom w:w="0" w:type="dxa"/>
-          </w:tblCellMar>
-        </w:tblPrEx>
         <w:tc>
           <w:tcPr>
             <w:tcW w:w="1917" w:type="dxa"/>
@@ -5042,12 +4327,6 @@
         </w:tc>
       </w:tr>
       <w:tr>
-        <w:tblPrEx>
-          <w:tblCellMar>
-            <w:top w:w="0" w:type="dxa"/>
-            <w:bottom w:w="0" w:type="dxa"/>
-          </w:tblCellMar>
-        </w:tblPrEx>
         <w:tc>
           <w:tcPr>
             <w:tcW w:w="9828" w:type="dxa"/>
@@ -5072,12 +4351,6 @@
         </w:tc>
       </w:tr>
       <w:tr>
-        <w:tblPrEx>
-          <w:tblCellMar>
-            <w:top w:w="0" w:type="dxa"/>
-            <w:bottom w:w="0" w:type="dxa"/>
-          </w:tblCellMar>
-        </w:tblPrEx>
         <w:tc>
           <w:tcPr>
             <w:tcW w:w="9828" w:type="dxa"/>
@@ -5170,7 +4443,7 @@
     </w:p>
     <w:sectPr>
       <w:pgSz w:w="12240" w:h="20160" w:code="5"/>
-      <w:pgMar w:top="576" w:right="990" w:bottom="1440" w:left="1382" w:header="720" w:footer="720" w:gutter="0"/>
+      <w:pgMar w:top="576" w:right="758" w:bottom="1440" w:left="1382" w:header="720" w:footer="720" w:gutter="0"/>
       <w:cols w:space="720"/>
       <w:docGrid w:linePitch="360"/>
     </w:sectPr>
@@ -5344,7 +4617,6 @@
     <w:lsdException w:name="Table Web 2" w:semiHidden="1" w:unhideWhenUsed="1"/>
     <w:lsdException w:name="Table Web 3" w:semiHidden="1" w:unhideWhenUsed="1"/>
     <w:lsdException w:name="Balloon Text" w:unhideWhenUsed="1"/>
-    <w:lsdException w:name="Table Grid" w:semiHidden="1" w:unhideWhenUsed="1"/>
     <w:lsdException w:name="Table Theme" w:semiHidden="1" w:unhideWhenUsed="1"/>
     <w:lsdException w:name="Placeholder Text" w:semiHidden="1"/>
     <w:lsdException w:name="No Spacing" w:uiPriority="1" w:qFormat="1"/>
@@ -5663,7 +4935,8 @@
   </w:style>
   <w:style w:type="character" w:default="1" w:styleId="DefaultParagraphFont">
     <w:name w:val="Default Paragraph Font"/>
-    <w:semiHidden/>
+    <w:uiPriority w:val="1"/>
+    <w:unhideWhenUsed/>
   </w:style>
   <w:style w:type="table" w:default="1" w:styleId="TableNormal">
     <w:name w:val="Normal Table"/>
@@ -5743,6 +5016,27 @@
       <w:iCs/>
       <w:sz w:val="24"/>
       <w:szCs w:val="24"/>
+    </w:rPr>
+  </w:style>
+  <w:style w:type="character" w:styleId="Hyperlink">
+    <w:name w:val="Hyperlink"/>
+    <w:uiPriority w:val="99"/>
+    <w:unhideWhenUsed/>
+    <w:rsid w:val="00215DC4"/>
+    <w:rPr>
+      <w:color w:val="0563C1"/>
+      <w:u w:val="single"/>
+    </w:rPr>
+  </w:style>
+  <w:style w:type="character" w:styleId="UnresolvedMention">
+    <w:name w:val="Unresolved Mention"/>
+    <w:uiPriority w:val="99"/>
+    <w:semiHidden/>
+    <w:unhideWhenUsed/>
+    <w:rsid w:val="00215DC4"/>
+    <w:rPr>
+      <w:color w:val="605E5C"/>
+      <w:shd w:val="clear" w:color="auto" w:fill="E1DFDD"/>
     </w:rPr>
   </w:style>
 </w:styles>
@@ -6048,7 +5342,7 @@
 </file>
 
 <file path=customXml/itemProps1.xml><?xml version="1.0" encoding="utf-8"?>
-<ds:datastoreItem xmlns:ds="http://schemas.openxmlformats.org/officeDocument/2006/customXml" ds:itemID="{49EB5A01-F078-4219-AC1E-179EC0619B5D}">
+<ds:datastoreItem xmlns:ds="http://schemas.openxmlformats.org/officeDocument/2006/customXml" ds:itemID="{239B49FC-6839-47EA-A96F-AEA4E7F03E49}">
   <ds:schemaRefs>
     <ds:schemaRef ds:uri="http://schemas.openxmlformats.org/officeDocument/2006/bibliography"/>
   </ds:schemaRefs>
